--- a/results/statistics.docx
+++ b/results/statistics.docx
@@ -2,7 +2,100 @@
 <file path=word/document.xml><?xml version="1.0" encoding="utf-8"?>
 <w:document xmlns:wpc="http://schemas.microsoft.com/office/word/2010/wordprocessingCanvas" xmlns:cx="http://schemas.microsoft.com/office/drawing/2014/chartex" xmlns:cx1="http://schemas.microsoft.com/office/drawing/2015/9/8/chartex" xmlns:cx2="http://schemas.microsoft.com/office/drawing/2015/10/21/chartex" xmlns:cx3="http://schemas.microsoft.com/office/drawing/2016/5/9/chartex" xmlns:cx4="http://schemas.microsoft.com/office/drawing/2016/5/10/chartex" xmlns:cx5="http://schemas.microsoft.com/office/drawing/2016/5/11/chartex" xmlns:cx6="http://schemas.microsoft.com/office/drawing/2016/5/12/chartex" xmlns:cx7="http://schemas.microsoft.com/office/drawing/2016/5/13/chartex" xmlns:cx8="http://schemas.microsoft.com/office/drawing/2016/5/14/chartex" xmlns:mc="http://schemas.openxmlformats.org/markup-compatibility/2006" xmlns:aink="http://schemas.microsoft.com/office/drawing/2016/ink" xmlns:am3d="http://schemas.microsoft.com/office/drawing/2017/model3d" xmlns:o="urn:schemas-microsoft-com:office:office" xmlns:oel="http://schemas.microsoft.com/office/2019/extlst" xmlns:r="http://schemas.openxmlformats.org/officeDocument/2006/relationships" xmlns:m="http://schemas.openxmlformats.org/officeDocument/2006/math" xmlns:v="urn:schemas-microsoft-com:vml" xmlns:wp14="http://schemas.microsoft.com/office/word/2010/wordprocessingDrawing" xmlns:wp="http://schemas.openxmlformats.org/drawingml/2006/wordprocessingDrawing" xmlns:w10="urn:schemas-microsoft-com:office:word" xmlns:w="http://schemas.openxmlformats.org/wordprocessingml/2006/main" xmlns:w14="http://schemas.microsoft.com/office/word/2010/wordml" xmlns:w15="http://schemas.microsoft.com/office/word/2012/wordml" xmlns:w16cex="http://schemas.microsoft.com/office/word/2018/wordml/cex" xmlns:w16cid="http://schemas.microsoft.com/office/word/2016/wordml/cid" xmlns:w16="http://schemas.microsoft.com/office/word/2018/wordml" xmlns:w16sdtdh="http://schemas.microsoft.com/office/word/2020/wordml/sdtdatahash" xmlns:w16se="http://schemas.microsoft.com/office/word/2015/wordml/symex" xmlns:wpg="http://schemas.microsoft.com/office/word/2010/wordprocessingGroup" xmlns:wpi="http://schemas.microsoft.com/office/word/2010/wordprocessingInk" xmlns:wne="http://schemas.microsoft.com/office/word/2006/wordml" xmlns:wps="http://schemas.microsoft.com/office/word/2010/wordprocessingShape" mc:Ignorable="w14 w15 w16se w16cid w16 w16cex w16sdtdh wp14">
   <w:body>
+    <w:p>
+      <w:r>
+        <w:rPr>
+          <w:noProof/>
+        </w:rPr>
+        <w:drawing>
+          <wp:inline distT="0" distB="0" distL="0" distR="0" wp14:anchorId="42E46499" wp14:editId="4165A93B">
+            <wp:extent cx="5430404" cy="4026535"/>
+            <wp:effectExtent l="0" t="0" r="18415" b="12065"/>
+            <wp:docPr id="3" name="图表 3"/>
+            <wp:cNvGraphicFramePr/>
+            <a:graphic xmlns:a="http://schemas.openxmlformats.org/drawingml/2006/main">
+              <a:graphicData uri="http://schemas.openxmlformats.org/drawingml/2006/chart">
+                <c:chart xmlns:c="http://schemas.openxmlformats.org/drawingml/2006/chart" xmlns:r="http://schemas.openxmlformats.org/officeDocument/2006/relationships" r:id="rId4"/>
+              </a:graphicData>
+            </a:graphic>
+          </wp:inline>
+        </w:drawing>
+      </w:r>
+    </w:p>
     <w:p/>
+    <w:p/>
+    <w:p>
+      <w:r>
+        <w:rPr>
+          <w:rFonts w:hint="eastAsia"/>
+          <w:noProof/>
+        </w:rPr>
+        <w:drawing>
+          <wp:inline distT="0" distB="0" distL="0" distR="0" wp14:anchorId="40251CF1" wp14:editId="6D8085C6">
+            <wp:extent cx="5429885" cy="3657600"/>
+            <wp:effectExtent l="0" t="0" r="18415" b="0"/>
+            <wp:docPr id="4" name="图表 4"/>
+            <wp:cNvGraphicFramePr/>
+            <a:graphic xmlns:a="http://schemas.openxmlformats.org/drawingml/2006/main">
+              <a:graphicData uri="http://schemas.openxmlformats.org/drawingml/2006/chart">
+                <c:chart xmlns:c="http://schemas.openxmlformats.org/drawingml/2006/chart" xmlns:r="http://schemas.openxmlformats.org/officeDocument/2006/relationships" r:id="rId5"/>
+              </a:graphicData>
+            </a:graphic>
+          </wp:inline>
+        </w:drawing>
+      </w:r>
+    </w:p>
+    <w:p/>
+    <w:p/>
+    <w:p>
+      <w:r>
+        <w:rPr>
+          <w:rFonts w:hint="eastAsia"/>
+          <w:noProof/>
+        </w:rPr>
+        <w:lastRenderedPageBreak/>
+        <w:drawing>
+          <wp:inline distT="0" distB="0" distL="0" distR="0" wp14:anchorId="3D5F8D1B" wp14:editId="07A816E4">
+            <wp:extent cx="5495290" cy="3833091"/>
+            <wp:effectExtent l="0" t="0" r="10160" b="15240"/>
+            <wp:docPr id="5" name="图表 5"/>
+            <wp:cNvGraphicFramePr/>
+            <a:graphic xmlns:a="http://schemas.openxmlformats.org/drawingml/2006/main">
+              <a:graphicData uri="http://schemas.openxmlformats.org/drawingml/2006/chart">
+                <c:chart xmlns:c="http://schemas.openxmlformats.org/drawingml/2006/chart" xmlns:r="http://schemas.openxmlformats.org/officeDocument/2006/relationships" r:id="rId6"/>
+              </a:graphicData>
+            </a:graphic>
+          </wp:inline>
+        </w:drawing>
+      </w:r>
+    </w:p>
+    <w:p/>
+    <w:p>
+      <w:pPr>
+        <w:rPr>
+          <w:rFonts w:hint="eastAsia"/>
+        </w:rPr>
+      </w:pPr>
+      <w:r>
+        <w:rPr>
+          <w:rFonts w:hint="eastAsia"/>
+          <w:noProof/>
+        </w:rPr>
+        <w:drawing>
+          <wp:inline distT="0" distB="0" distL="0" distR="0" wp14:anchorId="3835F7ED" wp14:editId="5563FB60">
+            <wp:extent cx="5532120" cy="3796146"/>
+            <wp:effectExtent l="0" t="0" r="11430" b="13970"/>
+            <wp:docPr id="6" name="图表 6"/>
+            <wp:cNvGraphicFramePr/>
+            <a:graphic xmlns:a="http://schemas.openxmlformats.org/drawingml/2006/main">
+              <a:graphicData uri="http://schemas.openxmlformats.org/drawingml/2006/chart">
+                <c:chart xmlns:c="http://schemas.openxmlformats.org/drawingml/2006/chart" xmlns:r="http://schemas.openxmlformats.org/officeDocument/2006/relationships" r:id="rId7"/>
+              </a:graphicData>
+            </a:graphic>
+          </wp:inline>
+        </w:drawing>
+      </w:r>
+    </w:p>
     <w:sectPr>
       <w:pgSz w:w="11906" w:h="16838"/>
       <w:pgMar w:top="1440" w:right="1800" w:bottom="1440" w:left="1800" w:header="851" w:footer="992" w:gutter="0"/>
@@ -443,6 +536,4148 @@
 </w:styles>
 </file>
 
+<file path=word/charts/chart1.xml><?xml version="1.0" encoding="utf-8"?>
+<c:chartSpace xmlns:c="http://schemas.openxmlformats.org/drawingml/2006/chart" xmlns:a="http://schemas.openxmlformats.org/drawingml/2006/main" xmlns:r="http://schemas.openxmlformats.org/officeDocument/2006/relationships" xmlns:c16r2="http://schemas.microsoft.com/office/drawing/2015/06/chart">
+  <c:date1904 val="0"/>
+  <c:lang val="zh-CN"/>
+  <c:roundedCorners val="0"/>
+  <mc:AlternateContent xmlns:mc="http://schemas.openxmlformats.org/markup-compatibility/2006">
+    <mc:Choice xmlns:c14="http://schemas.microsoft.com/office/drawing/2007/8/2/chart" Requires="c14">
+      <c14:style val="102"/>
+    </mc:Choice>
+    <mc:Fallback>
+      <c:style val="2"/>
+    </mc:Fallback>
+  </mc:AlternateContent>
+  <c:chart>
+    <c:title>
+      <c:tx>
+        <c:rich>
+          <a:bodyPr rot="0" spcFirstLastPara="1" vertOverflow="ellipsis" vert="horz" wrap="square" anchor="ctr" anchorCtr="1"/>
+          <a:lstStyle/>
+          <a:p>
+            <a:pPr>
+              <a:defRPr sz="1800" b="1" i="0" u="none" strike="noStrike" kern="1200" baseline="0">
+                <a:solidFill>
+                  <a:schemeClr val="dk1">
+                    <a:lumMod val="75000"/>
+                    <a:lumOff val="25000"/>
+                  </a:schemeClr>
+                </a:solidFill>
+                <a:latin typeface="+mn-lt"/>
+                <a:ea typeface="+mn-ea"/>
+                <a:cs typeface="+mn-cs"/>
+              </a:defRPr>
+            </a:pPr>
+            <a:r>
+              <a:rPr lang="en-US" altLang="zh-CN" sz="1800" b="1" i="0" u="none" strike="noStrike" baseline="0"/>
+              <a:t>Average Page Load Time Comparison among HTTP Protocols</a:t>
+            </a:r>
+            <a:endParaRPr lang="zh-CN" sz="1800"/>
+          </a:p>
+        </c:rich>
+      </c:tx>
+      <c:layout>
+        <c:manualLayout>
+          <c:xMode val="edge"/>
+          <c:yMode val="edge"/>
+          <c:x val="0.13711507555284211"/>
+          <c:y val="1.5770383220312253E-2"/>
+        </c:manualLayout>
+      </c:layout>
+      <c:overlay val="0"/>
+      <c:spPr>
+        <a:noFill/>
+        <a:ln>
+          <a:noFill/>
+        </a:ln>
+        <a:effectLst/>
+      </c:spPr>
+      <c:txPr>
+        <a:bodyPr rot="0" spcFirstLastPara="1" vertOverflow="ellipsis" vert="horz" wrap="square" anchor="ctr" anchorCtr="1"/>
+        <a:lstStyle/>
+        <a:p>
+          <a:pPr>
+            <a:defRPr sz="1800" b="1" i="0" u="none" strike="noStrike" kern="1200" baseline="0">
+              <a:solidFill>
+                <a:schemeClr val="dk1">
+                  <a:lumMod val="75000"/>
+                  <a:lumOff val="25000"/>
+                </a:schemeClr>
+              </a:solidFill>
+              <a:latin typeface="+mn-lt"/>
+              <a:ea typeface="+mn-ea"/>
+              <a:cs typeface="+mn-cs"/>
+            </a:defRPr>
+          </a:pPr>
+          <a:endParaRPr lang="zh-CN"/>
+        </a:p>
+      </c:txPr>
+    </c:title>
+    <c:autoTitleDeleted val="0"/>
+    <c:plotArea>
+      <c:layout/>
+      <c:barChart>
+        <c:barDir val="col"/>
+        <c:grouping val="clustered"/>
+        <c:varyColors val="0"/>
+        <c:ser>
+          <c:idx val="0"/>
+          <c:order val="0"/>
+          <c:tx>
+            <c:strRef>
+              <c:f>Sheet1!$B$1</c:f>
+              <c:strCache>
+                <c:ptCount val="1"/>
+                <c:pt idx="0">
+                  <c:v>Average Load (s)</c:v>
+                </c:pt>
+              </c:strCache>
+            </c:strRef>
+          </c:tx>
+          <c:spPr>
+            <a:solidFill>
+              <a:schemeClr val="accent1">
+                <a:alpha val="85000"/>
+              </a:schemeClr>
+            </a:solidFill>
+            <a:ln w="9525" cap="flat" cmpd="sng" algn="ctr">
+              <a:solidFill>
+                <a:schemeClr val="lt1">
+                  <a:alpha val="50000"/>
+                </a:schemeClr>
+              </a:solidFill>
+              <a:round/>
+            </a:ln>
+            <a:effectLst/>
+          </c:spPr>
+          <c:invertIfNegative val="0"/>
+          <c:dLbls>
+            <c:spPr>
+              <a:noFill/>
+              <a:ln>
+                <a:noFill/>
+              </a:ln>
+              <a:effectLst/>
+            </c:spPr>
+            <c:txPr>
+              <a:bodyPr rot="0" spcFirstLastPara="1" vertOverflow="ellipsis" vert="horz" wrap="square" lIns="38100" tIns="19050" rIns="38100" bIns="19050" anchor="ctr" anchorCtr="1">
+                <a:spAutoFit/>
+              </a:bodyPr>
+              <a:lstStyle/>
+              <a:p>
+                <a:pPr>
+                  <a:defRPr sz="900" b="1" i="0" u="none" strike="noStrike" kern="1200" baseline="0">
+                    <a:solidFill>
+                      <a:schemeClr val="lt1"/>
+                    </a:solidFill>
+                    <a:latin typeface="+mn-lt"/>
+                    <a:ea typeface="+mn-ea"/>
+                    <a:cs typeface="+mn-cs"/>
+                  </a:defRPr>
+                </a:pPr>
+                <a:endParaRPr lang="zh-CN"/>
+              </a:p>
+            </c:txPr>
+            <c:dLblPos val="inEnd"/>
+            <c:showLegendKey val="0"/>
+            <c:showVal val="1"/>
+            <c:showCatName val="0"/>
+            <c:showSerName val="0"/>
+            <c:showPercent val="0"/>
+            <c:showBubbleSize val="0"/>
+            <c:showLeaderLines val="0"/>
+            <c:extLst>
+              <c:ext xmlns:c15="http://schemas.microsoft.com/office/drawing/2012/chart" uri="{CE6537A1-D6FC-4f65-9D91-7224C49458BB}">
+                <c15:showLeaderLines val="1"/>
+                <c15:leaderLines>
+                  <c:spPr>
+                    <a:ln w="9525">
+                      <a:solidFill>
+                        <a:schemeClr val="dk1">
+                          <a:lumMod val="50000"/>
+                          <a:lumOff val="50000"/>
+                        </a:schemeClr>
+                      </a:solidFill>
+                    </a:ln>
+                    <a:effectLst/>
+                  </c:spPr>
+                </c15:leaderLines>
+              </c:ext>
+            </c:extLst>
+          </c:dLbls>
+          <c:cat>
+            <c:strRef>
+              <c:f>Sheet1!$A$2:$A$4</c:f>
+              <c:strCache>
+                <c:ptCount val="3"/>
+                <c:pt idx="0">
+                  <c:v>HTTP/1.1</c:v>
+                </c:pt>
+                <c:pt idx="1">
+                  <c:v>HTTP/2</c:v>
+                </c:pt>
+                <c:pt idx="2">
+                  <c:v>HTTP/3</c:v>
+                </c:pt>
+              </c:strCache>
+            </c:strRef>
+          </c:cat>
+          <c:val>
+            <c:numRef>
+              <c:f>Sheet1!$B$2:$B$4</c:f>
+              <c:numCache>
+                <c:formatCode>General</c:formatCode>
+                <c:ptCount val="3"/>
+                <c:pt idx="0">
+                  <c:v>9.5960000000000001</c:v>
+                </c:pt>
+                <c:pt idx="1">
+                  <c:v>7.3460000000000001</c:v>
+                </c:pt>
+                <c:pt idx="2">
+                  <c:v>3.13</c:v>
+                </c:pt>
+              </c:numCache>
+            </c:numRef>
+          </c:val>
+          <c:extLst>
+            <c:ext xmlns:c16="http://schemas.microsoft.com/office/drawing/2014/chart" uri="{C3380CC4-5D6E-409C-BE32-E72D297353CC}">
+              <c16:uniqueId val="{00000000-8E5E-4031-8347-A7B4699C4189}"/>
+            </c:ext>
+          </c:extLst>
+        </c:ser>
+        <c:dLbls>
+          <c:dLblPos val="inEnd"/>
+          <c:showLegendKey val="0"/>
+          <c:showVal val="1"/>
+          <c:showCatName val="0"/>
+          <c:showSerName val="0"/>
+          <c:showPercent val="0"/>
+          <c:showBubbleSize val="0"/>
+        </c:dLbls>
+        <c:gapWidth val="65"/>
+        <c:axId val="1316028112"/>
+        <c:axId val="1316031024"/>
+      </c:barChart>
+      <c:catAx>
+        <c:axId val="1316028112"/>
+        <c:scaling>
+          <c:orientation val="minMax"/>
+        </c:scaling>
+        <c:delete val="0"/>
+        <c:axPos val="b"/>
+        <c:numFmt formatCode="General" sourceLinked="1"/>
+        <c:majorTickMark val="none"/>
+        <c:minorTickMark val="none"/>
+        <c:tickLblPos val="nextTo"/>
+        <c:spPr>
+          <a:noFill/>
+          <a:ln w="19050" cap="flat" cmpd="sng" algn="ctr">
+            <a:solidFill>
+              <a:schemeClr val="dk1">
+                <a:lumMod val="75000"/>
+                <a:lumOff val="25000"/>
+              </a:schemeClr>
+            </a:solidFill>
+            <a:round/>
+          </a:ln>
+          <a:effectLst/>
+        </c:spPr>
+        <c:txPr>
+          <a:bodyPr rot="-60000000" spcFirstLastPara="1" vertOverflow="ellipsis" vert="horz" wrap="square" anchor="ctr" anchorCtr="1"/>
+          <a:lstStyle/>
+          <a:p>
+            <a:pPr>
+              <a:defRPr sz="900" b="0" i="0" u="none" strike="noStrike" kern="1200" cap="all" baseline="0">
+                <a:solidFill>
+                  <a:schemeClr val="dk1">
+                    <a:lumMod val="75000"/>
+                    <a:lumOff val="25000"/>
+                  </a:schemeClr>
+                </a:solidFill>
+                <a:latin typeface="+mn-lt"/>
+                <a:ea typeface="+mn-ea"/>
+                <a:cs typeface="+mn-cs"/>
+              </a:defRPr>
+            </a:pPr>
+            <a:endParaRPr lang="zh-CN"/>
+          </a:p>
+        </c:txPr>
+        <c:crossAx val="1316031024"/>
+        <c:crosses val="autoZero"/>
+        <c:auto val="1"/>
+        <c:lblAlgn val="ctr"/>
+        <c:lblOffset val="100"/>
+        <c:noMultiLvlLbl val="0"/>
+      </c:catAx>
+      <c:valAx>
+        <c:axId val="1316031024"/>
+        <c:scaling>
+          <c:orientation val="minMax"/>
+        </c:scaling>
+        <c:delete val="1"/>
+        <c:axPos val="l"/>
+        <c:majorGridlines>
+          <c:spPr>
+            <a:ln w="9525" cap="flat" cmpd="sng" algn="ctr">
+              <a:gradFill>
+                <a:gsLst>
+                  <a:gs pos="100000">
+                    <a:schemeClr val="dk1">
+                      <a:lumMod val="95000"/>
+                      <a:lumOff val="5000"/>
+                      <a:alpha val="42000"/>
+                    </a:schemeClr>
+                  </a:gs>
+                  <a:gs pos="0">
+                    <a:schemeClr val="lt1">
+                      <a:lumMod val="75000"/>
+                      <a:alpha val="36000"/>
+                    </a:schemeClr>
+                  </a:gs>
+                </a:gsLst>
+                <a:lin ang="5400000" scaled="0"/>
+              </a:gradFill>
+              <a:round/>
+            </a:ln>
+            <a:effectLst/>
+          </c:spPr>
+        </c:majorGridlines>
+        <c:numFmt formatCode="General" sourceLinked="1"/>
+        <c:majorTickMark val="none"/>
+        <c:minorTickMark val="none"/>
+        <c:tickLblPos val="nextTo"/>
+        <c:crossAx val="1316028112"/>
+        <c:crosses val="autoZero"/>
+        <c:crossBetween val="between"/>
+      </c:valAx>
+      <c:spPr>
+        <a:noFill/>
+        <a:ln>
+          <a:noFill/>
+        </a:ln>
+        <a:effectLst/>
+      </c:spPr>
+    </c:plotArea>
+    <c:legend>
+      <c:legendPos val="b"/>
+      <c:layout>
+        <c:manualLayout>
+          <c:xMode val="edge"/>
+          <c:yMode val="edge"/>
+          <c:x val="0.11935188314301316"/>
+          <c:y val="0.91710714050666386"/>
+          <c:w val="0.76129604954801067"/>
+          <c:h val="6.3968399628961378E-2"/>
+        </c:manualLayout>
+      </c:layout>
+      <c:overlay val="0"/>
+      <c:spPr>
+        <a:solidFill>
+          <a:schemeClr val="lt1">
+            <a:lumMod val="95000"/>
+            <a:alpha val="39000"/>
+          </a:schemeClr>
+        </a:solidFill>
+        <a:ln>
+          <a:noFill/>
+        </a:ln>
+        <a:effectLst/>
+      </c:spPr>
+      <c:txPr>
+        <a:bodyPr rot="0" spcFirstLastPara="1" vertOverflow="ellipsis" vert="horz" wrap="square" anchor="ctr" anchorCtr="1"/>
+        <a:lstStyle/>
+        <a:p>
+          <a:pPr>
+            <a:defRPr sz="900" b="0" i="0" u="none" strike="noStrike" kern="1200" baseline="0">
+              <a:solidFill>
+                <a:schemeClr val="dk1">
+                  <a:lumMod val="75000"/>
+                  <a:lumOff val="25000"/>
+                </a:schemeClr>
+              </a:solidFill>
+              <a:latin typeface="+mn-lt"/>
+              <a:ea typeface="+mn-ea"/>
+              <a:cs typeface="+mn-cs"/>
+            </a:defRPr>
+          </a:pPr>
+          <a:endParaRPr lang="zh-CN"/>
+        </a:p>
+      </c:txPr>
+    </c:legend>
+    <c:plotVisOnly val="1"/>
+    <c:dispBlanksAs val="gap"/>
+    <c:extLst>
+      <c:ext xmlns:c16r3="http://schemas.microsoft.com/office/drawing/2017/03/chart" uri="{56B9EC1D-385E-4148-901F-78D8002777C0}">
+        <c16r3:dataDisplayOptions16>
+          <c16r3:dispNaAsBlank val="1"/>
+        </c16r3:dataDisplayOptions16>
+      </c:ext>
+    </c:extLst>
+    <c:showDLblsOverMax val="0"/>
+  </c:chart>
+  <c:spPr>
+    <a:gradFill flip="none" rotWithShape="1">
+      <a:gsLst>
+        <a:gs pos="0">
+          <a:schemeClr val="lt1"/>
+        </a:gs>
+        <a:gs pos="39000">
+          <a:schemeClr val="lt1"/>
+        </a:gs>
+        <a:gs pos="100000">
+          <a:schemeClr val="lt1">
+            <a:lumMod val="75000"/>
+          </a:schemeClr>
+        </a:gs>
+      </a:gsLst>
+      <a:path path="circle">
+        <a:fillToRect l="50000" t="-80000" r="50000" b="180000"/>
+      </a:path>
+      <a:tileRect/>
+    </a:gradFill>
+    <a:ln w="9525" cap="flat" cmpd="sng" algn="ctr">
+      <a:solidFill>
+        <a:schemeClr val="dk1">
+          <a:lumMod val="25000"/>
+          <a:lumOff val="75000"/>
+        </a:schemeClr>
+      </a:solidFill>
+      <a:round/>
+    </a:ln>
+    <a:effectLst/>
+  </c:spPr>
+  <c:txPr>
+    <a:bodyPr/>
+    <a:lstStyle/>
+    <a:p>
+      <a:pPr>
+        <a:defRPr/>
+      </a:pPr>
+      <a:endParaRPr lang="zh-CN"/>
+    </a:p>
+  </c:txPr>
+  <c:externalData r:id="rId3">
+    <c:autoUpdate val="0"/>
+  </c:externalData>
+</c:chartSpace>
+</file>
+
+<file path=word/charts/chart2.xml><?xml version="1.0" encoding="utf-8"?>
+<c:chartSpace xmlns:c="http://schemas.openxmlformats.org/drawingml/2006/chart" xmlns:a="http://schemas.openxmlformats.org/drawingml/2006/main" xmlns:r="http://schemas.openxmlformats.org/officeDocument/2006/relationships" xmlns:c16r2="http://schemas.microsoft.com/office/drawing/2015/06/chart">
+  <c:date1904 val="0"/>
+  <c:lang val="zh-CN"/>
+  <c:roundedCorners val="0"/>
+  <mc:AlternateContent xmlns:mc="http://schemas.openxmlformats.org/markup-compatibility/2006">
+    <mc:Choice xmlns:c14="http://schemas.microsoft.com/office/drawing/2007/8/2/chart" Requires="c14">
+      <c14:style val="102"/>
+    </mc:Choice>
+    <mc:Fallback>
+      <c:style val="2"/>
+    </mc:Fallback>
+  </mc:AlternateContent>
+  <c:chart>
+    <c:title>
+      <c:tx>
+        <c:rich>
+          <a:bodyPr rot="0" spcFirstLastPara="1" vertOverflow="ellipsis" vert="horz" wrap="square" anchor="ctr" anchorCtr="1"/>
+          <a:lstStyle/>
+          <a:p>
+            <a:pPr>
+              <a:defRPr sz="1800" b="1" i="0" u="none" strike="noStrike" kern="1200" baseline="0">
+                <a:solidFill>
+                  <a:schemeClr val="dk1">
+                    <a:lumMod val="75000"/>
+                    <a:lumOff val="25000"/>
+                  </a:schemeClr>
+                </a:solidFill>
+                <a:latin typeface="+mn-lt"/>
+                <a:ea typeface="+mn-ea"/>
+                <a:cs typeface="+mn-cs"/>
+              </a:defRPr>
+            </a:pPr>
+            <a:r>
+              <a:rPr lang="en-US" altLang="zh-CN" sz="1800" b="1" i="0" u="none" strike="noStrike" baseline="0"/>
+              <a:t>Average Time To First Byte (TTFB) Comparison</a:t>
+            </a:r>
+            <a:endParaRPr lang="zh-CN"/>
+          </a:p>
+        </c:rich>
+      </c:tx>
+      <c:overlay val="0"/>
+      <c:spPr>
+        <a:noFill/>
+        <a:ln>
+          <a:noFill/>
+        </a:ln>
+        <a:effectLst/>
+      </c:spPr>
+      <c:txPr>
+        <a:bodyPr rot="0" spcFirstLastPara="1" vertOverflow="ellipsis" vert="horz" wrap="square" anchor="ctr" anchorCtr="1"/>
+        <a:lstStyle/>
+        <a:p>
+          <a:pPr>
+            <a:defRPr sz="1800" b="1" i="0" u="none" strike="noStrike" kern="1200" baseline="0">
+              <a:solidFill>
+                <a:schemeClr val="dk1">
+                  <a:lumMod val="75000"/>
+                  <a:lumOff val="25000"/>
+                </a:schemeClr>
+              </a:solidFill>
+              <a:latin typeface="+mn-lt"/>
+              <a:ea typeface="+mn-ea"/>
+              <a:cs typeface="+mn-cs"/>
+            </a:defRPr>
+          </a:pPr>
+          <a:endParaRPr lang="zh-CN"/>
+        </a:p>
+      </c:txPr>
+    </c:title>
+    <c:autoTitleDeleted val="0"/>
+    <c:plotArea>
+      <c:layout/>
+      <c:barChart>
+        <c:barDir val="col"/>
+        <c:grouping val="clustered"/>
+        <c:varyColors val="0"/>
+        <c:ser>
+          <c:idx val="0"/>
+          <c:order val="0"/>
+          <c:tx>
+            <c:strRef>
+              <c:f>Sheet1!$B$1</c:f>
+              <c:strCache>
+                <c:ptCount val="1"/>
+                <c:pt idx="0">
+                  <c:v>Average TTFB(ms)</c:v>
+                </c:pt>
+              </c:strCache>
+            </c:strRef>
+          </c:tx>
+          <c:spPr>
+            <a:solidFill>
+              <a:schemeClr val="accent1">
+                <a:alpha val="85000"/>
+              </a:schemeClr>
+            </a:solidFill>
+            <a:ln w="9525" cap="flat" cmpd="sng" algn="ctr">
+              <a:solidFill>
+                <a:schemeClr val="lt1">
+                  <a:alpha val="50000"/>
+                </a:schemeClr>
+              </a:solidFill>
+              <a:round/>
+            </a:ln>
+            <a:effectLst/>
+          </c:spPr>
+          <c:invertIfNegative val="0"/>
+          <c:dLbls>
+            <c:spPr>
+              <a:noFill/>
+              <a:ln>
+                <a:noFill/>
+              </a:ln>
+              <a:effectLst/>
+            </c:spPr>
+            <c:txPr>
+              <a:bodyPr rot="0" spcFirstLastPara="1" vertOverflow="ellipsis" vert="horz" wrap="square" lIns="38100" tIns="19050" rIns="38100" bIns="19050" anchor="ctr" anchorCtr="1">
+                <a:spAutoFit/>
+              </a:bodyPr>
+              <a:lstStyle/>
+              <a:p>
+                <a:pPr>
+                  <a:defRPr sz="900" b="1" i="0" u="none" strike="noStrike" kern="1200" baseline="0">
+                    <a:solidFill>
+                      <a:schemeClr val="lt1"/>
+                    </a:solidFill>
+                    <a:latin typeface="+mn-lt"/>
+                    <a:ea typeface="+mn-ea"/>
+                    <a:cs typeface="+mn-cs"/>
+                  </a:defRPr>
+                </a:pPr>
+                <a:endParaRPr lang="zh-CN"/>
+              </a:p>
+            </c:txPr>
+            <c:dLblPos val="inEnd"/>
+            <c:showLegendKey val="0"/>
+            <c:showVal val="1"/>
+            <c:showCatName val="0"/>
+            <c:showSerName val="0"/>
+            <c:showPercent val="0"/>
+            <c:showBubbleSize val="0"/>
+            <c:showLeaderLines val="0"/>
+            <c:extLst>
+              <c:ext xmlns:c15="http://schemas.microsoft.com/office/drawing/2012/chart" uri="{CE6537A1-D6FC-4f65-9D91-7224C49458BB}">
+                <c15:showLeaderLines val="1"/>
+                <c15:leaderLines>
+                  <c:spPr>
+                    <a:ln w="9525">
+                      <a:solidFill>
+                        <a:schemeClr val="dk1">
+                          <a:lumMod val="50000"/>
+                          <a:lumOff val="50000"/>
+                        </a:schemeClr>
+                      </a:solidFill>
+                    </a:ln>
+                    <a:effectLst/>
+                  </c:spPr>
+                </c15:leaderLines>
+              </c:ext>
+            </c:extLst>
+          </c:dLbls>
+          <c:cat>
+            <c:strRef>
+              <c:f>Sheet1!$A$2:$A$4</c:f>
+              <c:strCache>
+                <c:ptCount val="3"/>
+                <c:pt idx="0">
+                  <c:v>HTTP/1.1</c:v>
+                </c:pt>
+                <c:pt idx="1">
+                  <c:v>HTTP/2</c:v>
+                </c:pt>
+                <c:pt idx="2">
+                  <c:v>HTTP/3</c:v>
+                </c:pt>
+              </c:strCache>
+            </c:strRef>
+          </c:cat>
+          <c:val>
+            <c:numRef>
+              <c:f>Sheet1!$B$2:$B$4</c:f>
+              <c:numCache>
+                <c:formatCode>General</c:formatCode>
+                <c:ptCount val="3"/>
+                <c:pt idx="0">
+                  <c:v>240.56</c:v>
+                </c:pt>
+                <c:pt idx="1">
+                  <c:v>219.86</c:v>
+                </c:pt>
+                <c:pt idx="2">
+                  <c:v>230.21</c:v>
+                </c:pt>
+              </c:numCache>
+            </c:numRef>
+          </c:val>
+          <c:extLst>
+            <c:ext xmlns:c16="http://schemas.microsoft.com/office/drawing/2014/chart" uri="{C3380CC4-5D6E-409C-BE32-E72D297353CC}">
+              <c16:uniqueId val="{00000000-005C-4D41-B3BF-D4FBCADC1FC1}"/>
+            </c:ext>
+          </c:extLst>
+        </c:ser>
+        <c:dLbls>
+          <c:dLblPos val="inEnd"/>
+          <c:showLegendKey val="0"/>
+          <c:showVal val="1"/>
+          <c:showCatName val="0"/>
+          <c:showSerName val="0"/>
+          <c:showPercent val="0"/>
+          <c:showBubbleSize val="0"/>
+        </c:dLbls>
+        <c:gapWidth val="65"/>
+        <c:axId val="1498300928"/>
+        <c:axId val="1498297184"/>
+      </c:barChart>
+      <c:catAx>
+        <c:axId val="1498300928"/>
+        <c:scaling>
+          <c:orientation val="minMax"/>
+        </c:scaling>
+        <c:delete val="0"/>
+        <c:axPos val="b"/>
+        <c:numFmt formatCode="General" sourceLinked="1"/>
+        <c:majorTickMark val="none"/>
+        <c:minorTickMark val="none"/>
+        <c:tickLblPos val="nextTo"/>
+        <c:spPr>
+          <a:noFill/>
+          <a:ln w="19050" cap="flat" cmpd="sng" algn="ctr">
+            <a:solidFill>
+              <a:schemeClr val="dk1">
+                <a:lumMod val="75000"/>
+                <a:lumOff val="25000"/>
+              </a:schemeClr>
+            </a:solidFill>
+            <a:round/>
+          </a:ln>
+          <a:effectLst/>
+        </c:spPr>
+        <c:txPr>
+          <a:bodyPr rot="-60000000" spcFirstLastPara="1" vertOverflow="ellipsis" vert="horz" wrap="square" anchor="ctr" anchorCtr="1"/>
+          <a:lstStyle/>
+          <a:p>
+            <a:pPr>
+              <a:defRPr sz="900" b="0" i="0" u="none" strike="noStrike" kern="1200" cap="all" baseline="0">
+                <a:solidFill>
+                  <a:schemeClr val="dk1">
+                    <a:lumMod val="75000"/>
+                    <a:lumOff val="25000"/>
+                  </a:schemeClr>
+                </a:solidFill>
+                <a:latin typeface="+mn-lt"/>
+                <a:ea typeface="+mn-ea"/>
+                <a:cs typeface="+mn-cs"/>
+              </a:defRPr>
+            </a:pPr>
+            <a:endParaRPr lang="zh-CN"/>
+          </a:p>
+        </c:txPr>
+        <c:crossAx val="1498297184"/>
+        <c:crosses val="autoZero"/>
+        <c:auto val="1"/>
+        <c:lblAlgn val="ctr"/>
+        <c:lblOffset val="100"/>
+        <c:noMultiLvlLbl val="0"/>
+      </c:catAx>
+      <c:valAx>
+        <c:axId val="1498297184"/>
+        <c:scaling>
+          <c:orientation val="minMax"/>
+        </c:scaling>
+        <c:delete val="1"/>
+        <c:axPos val="l"/>
+        <c:majorGridlines>
+          <c:spPr>
+            <a:ln w="9525" cap="flat" cmpd="sng" algn="ctr">
+              <a:gradFill>
+                <a:gsLst>
+                  <a:gs pos="100000">
+                    <a:schemeClr val="dk1">
+                      <a:lumMod val="95000"/>
+                      <a:lumOff val="5000"/>
+                      <a:alpha val="42000"/>
+                    </a:schemeClr>
+                  </a:gs>
+                  <a:gs pos="0">
+                    <a:schemeClr val="lt1">
+                      <a:lumMod val="75000"/>
+                      <a:alpha val="36000"/>
+                    </a:schemeClr>
+                  </a:gs>
+                </a:gsLst>
+                <a:lin ang="5400000" scaled="0"/>
+              </a:gradFill>
+              <a:round/>
+            </a:ln>
+            <a:effectLst/>
+          </c:spPr>
+        </c:majorGridlines>
+        <c:numFmt formatCode="General" sourceLinked="1"/>
+        <c:majorTickMark val="none"/>
+        <c:minorTickMark val="none"/>
+        <c:tickLblPos val="nextTo"/>
+        <c:crossAx val="1498300928"/>
+        <c:crosses val="autoZero"/>
+        <c:crossBetween val="between"/>
+      </c:valAx>
+      <c:spPr>
+        <a:noFill/>
+        <a:ln>
+          <a:noFill/>
+        </a:ln>
+        <a:effectLst/>
+      </c:spPr>
+    </c:plotArea>
+    <c:legend>
+      <c:legendPos val="b"/>
+      <c:layout>
+        <c:manualLayout>
+          <c:xMode val="edge"/>
+          <c:yMode val="edge"/>
+          <c:x val="0.14575252497483082"/>
+          <c:y val="0.89860181712558196"/>
+          <c:w val="0.70849476045207804"/>
+          <c:h val="7.9097495269883661E-2"/>
+        </c:manualLayout>
+      </c:layout>
+      <c:overlay val="0"/>
+      <c:spPr>
+        <a:solidFill>
+          <a:schemeClr val="lt1">
+            <a:lumMod val="95000"/>
+            <a:alpha val="39000"/>
+          </a:schemeClr>
+        </a:solidFill>
+        <a:ln>
+          <a:noFill/>
+        </a:ln>
+        <a:effectLst/>
+      </c:spPr>
+      <c:txPr>
+        <a:bodyPr rot="0" spcFirstLastPara="1" vertOverflow="ellipsis" vert="horz" wrap="square" anchor="ctr" anchorCtr="1"/>
+        <a:lstStyle/>
+        <a:p>
+          <a:pPr>
+            <a:defRPr sz="900" b="0" i="0" u="none" strike="noStrike" kern="1200" baseline="0">
+              <a:solidFill>
+                <a:schemeClr val="dk1">
+                  <a:lumMod val="75000"/>
+                  <a:lumOff val="25000"/>
+                </a:schemeClr>
+              </a:solidFill>
+              <a:latin typeface="+mn-lt"/>
+              <a:ea typeface="+mn-ea"/>
+              <a:cs typeface="+mn-cs"/>
+            </a:defRPr>
+          </a:pPr>
+          <a:endParaRPr lang="zh-CN"/>
+        </a:p>
+      </c:txPr>
+    </c:legend>
+    <c:plotVisOnly val="1"/>
+    <c:dispBlanksAs val="gap"/>
+    <c:extLst>
+      <c:ext xmlns:c16r3="http://schemas.microsoft.com/office/drawing/2017/03/chart" uri="{56B9EC1D-385E-4148-901F-78D8002777C0}">
+        <c16r3:dataDisplayOptions16>
+          <c16r3:dispNaAsBlank val="1"/>
+        </c16r3:dataDisplayOptions16>
+      </c:ext>
+    </c:extLst>
+    <c:showDLblsOverMax val="0"/>
+  </c:chart>
+  <c:spPr>
+    <a:gradFill flip="none" rotWithShape="1">
+      <a:gsLst>
+        <a:gs pos="0">
+          <a:schemeClr val="lt1"/>
+        </a:gs>
+        <a:gs pos="39000">
+          <a:schemeClr val="lt1"/>
+        </a:gs>
+        <a:gs pos="100000">
+          <a:schemeClr val="lt1">
+            <a:lumMod val="75000"/>
+          </a:schemeClr>
+        </a:gs>
+      </a:gsLst>
+      <a:path path="circle">
+        <a:fillToRect l="50000" t="-80000" r="50000" b="180000"/>
+      </a:path>
+      <a:tileRect/>
+    </a:gradFill>
+    <a:ln w="9525" cap="flat" cmpd="sng" algn="ctr">
+      <a:solidFill>
+        <a:schemeClr val="dk1">
+          <a:lumMod val="25000"/>
+          <a:lumOff val="75000"/>
+        </a:schemeClr>
+      </a:solidFill>
+      <a:round/>
+    </a:ln>
+    <a:effectLst/>
+  </c:spPr>
+  <c:txPr>
+    <a:bodyPr/>
+    <a:lstStyle/>
+    <a:p>
+      <a:pPr>
+        <a:defRPr/>
+      </a:pPr>
+      <a:endParaRPr lang="zh-CN"/>
+    </a:p>
+  </c:txPr>
+  <c:externalData r:id="rId3">
+    <c:autoUpdate val="0"/>
+  </c:externalData>
+</c:chartSpace>
+</file>
+
+<file path=word/charts/chart3.xml><?xml version="1.0" encoding="utf-8"?>
+<c:chartSpace xmlns:c="http://schemas.openxmlformats.org/drawingml/2006/chart" xmlns:a="http://schemas.openxmlformats.org/drawingml/2006/main" xmlns:r="http://schemas.openxmlformats.org/officeDocument/2006/relationships" xmlns:c16r2="http://schemas.microsoft.com/office/drawing/2015/06/chart">
+  <c:date1904 val="0"/>
+  <c:lang val="zh-CN"/>
+  <c:roundedCorners val="0"/>
+  <mc:AlternateContent xmlns:mc="http://schemas.openxmlformats.org/markup-compatibility/2006">
+    <mc:Choice xmlns:c14="http://schemas.microsoft.com/office/drawing/2007/8/2/chart" Requires="c14">
+      <c14:style val="102"/>
+    </mc:Choice>
+    <mc:Fallback>
+      <c:style val="2"/>
+    </mc:Fallback>
+  </mc:AlternateContent>
+  <c:chart>
+    <c:title>
+      <c:tx>
+        <c:rich>
+          <a:bodyPr rot="0" spcFirstLastPara="1" vertOverflow="ellipsis" vert="horz" wrap="square" anchor="ctr" anchorCtr="1"/>
+          <a:lstStyle/>
+          <a:p>
+            <a:pPr>
+              <a:defRPr sz="1800" b="1" i="0" u="none" strike="noStrike" kern="1200" baseline="0">
+                <a:solidFill>
+                  <a:schemeClr val="dk1">
+                    <a:lumMod val="75000"/>
+                    <a:lumOff val="25000"/>
+                  </a:schemeClr>
+                </a:solidFill>
+                <a:latin typeface="+mn-lt"/>
+                <a:ea typeface="+mn-ea"/>
+                <a:cs typeface="+mn-cs"/>
+              </a:defRPr>
+            </a:pPr>
+            <a:r>
+              <a:rPr lang="en-US" altLang="zh-CN" sz="1800" b="1" i="0" u="none" strike="noStrike" baseline="0"/>
+              <a:t>Standard Deviation of Page Load Time</a:t>
+            </a:r>
+            <a:endParaRPr lang="zh-CN"/>
+          </a:p>
+        </c:rich>
+      </c:tx>
+      <c:layout>
+        <c:manualLayout>
+          <c:xMode val="edge"/>
+          <c:yMode val="edge"/>
+          <c:x val="0.15546568061012248"/>
+          <c:y val="3.134187003960489E-2"/>
+        </c:manualLayout>
+      </c:layout>
+      <c:overlay val="0"/>
+      <c:spPr>
+        <a:noFill/>
+        <a:ln>
+          <a:noFill/>
+        </a:ln>
+        <a:effectLst/>
+      </c:spPr>
+      <c:txPr>
+        <a:bodyPr rot="0" spcFirstLastPara="1" vertOverflow="ellipsis" vert="horz" wrap="square" anchor="ctr" anchorCtr="1"/>
+        <a:lstStyle/>
+        <a:p>
+          <a:pPr>
+            <a:defRPr sz="1800" b="1" i="0" u="none" strike="noStrike" kern="1200" baseline="0">
+              <a:solidFill>
+                <a:schemeClr val="dk1">
+                  <a:lumMod val="75000"/>
+                  <a:lumOff val="25000"/>
+                </a:schemeClr>
+              </a:solidFill>
+              <a:latin typeface="+mn-lt"/>
+              <a:ea typeface="+mn-ea"/>
+              <a:cs typeface="+mn-cs"/>
+            </a:defRPr>
+          </a:pPr>
+          <a:endParaRPr lang="zh-CN"/>
+        </a:p>
+      </c:txPr>
+    </c:title>
+    <c:autoTitleDeleted val="0"/>
+    <c:plotArea>
+      <c:layout/>
+      <c:barChart>
+        <c:barDir val="col"/>
+        <c:grouping val="clustered"/>
+        <c:varyColors val="0"/>
+        <c:ser>
+          <c:idx val="0"/>
+          <c:order val="0"/>
+          <c:tx>
+            <c:strRef>
+              <c:f>Sheet1!$B$1</c:f>
+              <c:strCache>
+                <c:ptCount val="1"/>
+                <c:pt idx="0">
+                  <c:v>Standard Deviation Of Load Time(s)</c:v>
+                </c:pt>
+              </c:strCache>
+            </c:strRef>
+          </c:tx>
+          <c:spPr>
+            <a:solidFill>
+              <a:schemeClr val="accent1">
+                <a:alpha val="85000"/>
+              </a:schemeClr>
+            </a:solidFill>
+            <a:ln w="9525" cap="flat" cmpd="sng" algn="ctr">
+              <a:solidFill>
+                <a:schemeClr val="lt1">
+                  <a:alpha val="50000"/>
+                </a:schemeClr>
+              </a:solidFill>
+              <a:round/>
+            </a:ln>
+            <a:effectLst/>
+          </c:spPr>
+          <c:invertIfNegative val="0"/>
+          <c:dLbls>
+            <c:spPr>
+              <a:noFill/>
+              <a:ln>
+                <a:noFill/>
+              </a:ln>
+              <a:effectLst/>
+            </c:spPr>
+            <c:txPr>
+              <a:bodyPr rot="0" spcFirstLastPara="1" vertOverflow="ellipsis" vert="horz" wrap="square" lIns="38100" tIns="19050" rIns="38100" bIns="19050" anchor="ctr" anchorCtr="1">
+                <a:spAutoFit/>
+              </a:bodyPr>
+              <a:lstStyle/>
+              <a:p>
+                <a:pPr>
+                  <a:defRPr sz="900" b="1" i="0" u="none" strike="noStrike" kern="1200" baseline="0">
+                    <a:solidFill>
+                      <a:schemeClr val="lt1"/>
+                    </a:solidFill>
+                    <a:latin typeface="+mn-lt"/>
+                    <a:ea typeface="+mn-ea"/>
+                    <a:cs typeface="+mn-cs"/>
+                  </a:defRPr>
+                </a:pPr>
+                <a:endParaRPr lang="zh-CN"/>
+              </a:p>
+            </c:txPr>
+            <c:dLblPos val="inEnd"/>
+            <c:showLegendKey val="0"/>
+            <c:showVal val="1"/>
+            <c:showCatName val="0"/>
+            <c:showSerName val="0"/>
+            <c:showPercent val="0"/>
+            <c:showBubbleSize val="0"/>
+            <c:showLeaderLines val="0"/>
+            <c:extLst>
+              <c:ext xmlns:c15="http://schemas.microsoft.com/office/drawing/2012/chart" uri="{CE6537A1-D6FC-4f65-9D91-7224C49458BB}">
+                <c15:showLeaderLines val="1"/>
+                <c15:leaderLines>
+                  <c:spPr>
+                    <a:ln w="9525">
+                      <a:solidFill>
+                        <a:schemeClr val="dk1">
+                          <a:lumMod val="50000"/>
+                          <a:lumOff val="50000"/>
+                        </a:schemeClr>
+                      </a:solidFill>
+                    </a:ln>
+                    <a:effectLst/>
+                  </c:spPr>
+                </c15:leaderLines>
+              </c:ext>
+            </c:extLst>
+          </c:dLbls>
+          <c:cat>
+            <c:strRef>
+              <c:f>Sheet1!$A$2:$A$4</c:f>
+              <c:strCache>
+                <c:ptCount val="3"/>
+                <c:pt idx="0">
+                  <c:v>HTTP/1.1</c:v>
+                </c:pt>
+                <c:pt idx="1">
+                  <c:v>HTTP/2</c:v>
+                </c:pt>
+                <c:pt idx="2">
+                  <c:v>HTTP/3</c:v>
+                </c:pt>
+              </c:strCache>
+            </c:strRef>
+          </c:cat>
+          <c:val>
+            <c:numRef>
+              <c:f>Sheet1!$B$2:$B$4</c:f>
+              <c:numCache>
+                <c:formatCode>General</c:formatCode>
+                <c:ptCount val="3"/>
+                <c:pt idx="0">
+                  <c:v>0.81499999999999995</c:v>
+                </c:pt>
+                <c:pt idx="1">
+                  <c:v>2.19</c:v>
+                </c:pt>
+                <c:pt idx="2">
+                  <c:v>0.21</c:v>
+                </c:pt>
+              </c:numCache>
+            </c:numRef>
+          </c:val>
+          <c:extLst>
+            <c:ext xmlns:c16="http://schemas.microsoft.com/office/drawing/2014/chart" uri="{C3380CC4-5D6E-409C-BE32-E72D297353CC}">
+              <c16:uniqueId val="{00000000-00CD-457B-A511-AE1F2F401ECD}"/>
+            </c:ext>
+          </c:extLst>
+        </c:ser>
+        <c:dLbls>
+          <c:dLblPos val="inEnd"/>
+          <c:showLegendKey val="0"/>
+          <c:showVal val="1"/>
+          <c:showCatName val="0"/>
+          <c:showSerName val="0"/>
+          <c:showPercent val="0"/>
+          <c:showBubbleSize val="0"/>
+        </c:dLbls>
+        <c:gapWidth val="65"/>
+        <c:axId val="1741337488"/>
+        <c:axId val="1741339568"/>
+      </c:barChart>
+      <c:catAx>
+        <c:axId val="1741337488"/>
+        <c:scaling>
+          <c:orientation val="minMax"/>
+        </c:scaling>
+        <c:delete val="0"/>
+        <c:axPos val="b"/>
+        <c:numFmt formatCode="General" sourceLinked="1"/>
+        <c:majorTickMark val="none"/>
+        <c:minorTickMark val="none"/>
+        <c:tickLblPos val="nextTo"/>
+        <c:spPr>
+          <a:noFill/>
+          <a:ln w="19050" cap="flat" cmpd="sng" algn="ctr">
+            <a:solidFill>
+              <a:schemeClr val="dk1">
+                <a:lumMod val="75000"/>
+                <a:lumOff val="25000"/>
+              </a:schemeClr>
+            </a:solidFill>
+            <a:round/>
+          </a:ln>
+          <a:effectLst/>
+        </c:spPr>
+        <c:txPr>
+          <a:bodyPr rot="-60000000" spcFirstLastPara="1" vertOverflow="ellipsis" vert="horz" wrap="square" anchor="ctr" anchorCtr="1"/>
+          <a:lstStyle/>
+          <a:p>
+            <a:pPr>
+              <a:defRPr sz="900" b="0" i="0" u="none" strike="noStrike" kern="1200" cap="all" baseline="0">
+                <a:solidFill>
+                  <a:schemeClr val="dk1">
+                    <a:lumMod val="75000"/>
+                    <a:lumOff val="25000"/>
+                  </a:schemeClr>
+                </a:solidFill>
+                <a:latin typeface="+mn-lt"/>
+                <a:ea typeface="+mn-ea"/>
+                <a:cs typeface="+mn-cs"/>
+              </a:defRPr>
+            </a:pPr>
+            <a:endParaRPr lang="zh-CN"/>
+          </a:p>
+        </c:txPr>
+        <c:crossAx val="1741339568"/>
+        <c:crosses val="autoZero"/>
+        <c:auto val="1"/>
+        <c:lblAlgn val="ctr"/>
+        <c:lblOffset val="100"/>
+        <c:noMultiLvlLbl val="0"/>
+      </c:catAx>
+      <c:valAx>
+        <c:axId val="1741339568"/>
+        <c:scaling>
+          <c:orientation val="minMax"/>
+        </c:scaling>
+        <c:delete val="1"/>
+        <c:axPos val="l"/>
+        <c:majorGridlines>
+          <c:spPr>
+            <a:ln w="9525" cap="flat" cmpd="sng" algn="ctr">
+              <a:gradFill>
+                <a:gsLst>
+                  <a:gs pos="100000">
+                    <a:schemeClr val="dk1">
+                      <a:lumMod val="95000"/>
+                      <a:lumOff val="5000"/>
+                      <a:alpha val="42000"/>
+                    </a:schemeClr>
+                  </a:gs>
+                  <a:gs pos="0">
+                    <a:schemeClr val="lt1">
+                      <a:lumMod val="75000"/>
+                      <a:alpha val="36000"/>
+                    </a:schemeClr>
+                  </a:gs>
+                </a:gsLst>
+                <a:lin ang="5400000" scaled="0"/>
+              </a:gradFill>
+              <a:round/>
+            </a:ln>
+            <a:effectLst/>
+          </c:spPr>
+        </c:majorGridlines>
+        <c:numFmt formatCode="General" sourceLinked="1"/>
+        <c:majorTickMark val="none"/>
+        <c:minorTickMark val="none"/>
+        <c:tickLblPos val="nextTo"/>
+        <c:crossAx val="1741337488"/>
+        <c:crosses val="autoZero"/>
+        <c:crossBetween val="between"/>
+      </c:valAx>
+      <c:spPr>
+        <a:noFill/>
+        <a:ln>
+          <a:noFill/>
+        </a:ln>
+        <a:effectLst/>
+      </c:spPr>
+    </c:plotArea>
+    <c:legend>
+      <c:legendPos val="b"/>
+      <c:layout>
+        <c:manualLayout>
+          <c:xMode val="edge"/>
+          <c:yMode val="edge"/>
+          <c:x val="0.12539028877456876"/>
+          <c:y val="0.907145838877496"/>
+          <c:w val="0.74921924047684474"/>
+          <c:h val="7.0432783874182725E-2"/>
+        </c:manualLayout>
+      </c:layout>
+      <c:overlay val="0"/>
+      <c:spPr>
+        <a:solidFill>
+          <a:schemeClr val="lt1">
+            <a:lumMod val="95000"/>
+            <a:alpha val="39000"/>
+          </a:schemeClr>
+        </a:solidFill>
+        <a:ln>
+          <a:noFill/>
+        </a:ln>
+        <a:effectLst/>
+      </c:spPr>
+      <c:txPr>
+        <a:bodyPr rot="0" spcFirstLastPara="1" vertOverflow="ellipsis" vert="horz" wrap="square" anchor="ctr" anchorCtr="1"/>
+        <a:lstStyle/>
+        <a:p>
+          <a:pPr>
+            <a:defRPr sz="900" b="0" i="0" u="none" strike="noStrike" kern="1200" baseline="0">
+              <a:solidFill>
+                <a:schemeClr val="dk1">
+                  <a:lumMod val="75000"/>
+                  <a:lumOff val="25000"/>
+                </a:schemeClr>
+              </a:solidFill>
+              <a:latin typeface="+mn-lt"/>
+              <a:ea typeface="+mn-ea"/>
+              <a:cs typeface="+mn-cs"/>
+            </a:defRPr>
+          </a:pPr>
+          <a:endParaRPr lang="zh-CN"/>
+        </a:p>
+      </c:txPr>
+    </c:legend>
+    <c:plotVisOnly val="1"/>
+    <c:dispBlanksAs val="gap"/>
+    <c:extLst>
+      <c:ext xmlns:c16r3="http://schemas.microsoft.com/office/drawing/2017/03/chart" uri="{56B9EC1D-385E-4148-901F-78D8002777C0}">
+        <c16r3:dataDisplayOptions16>
+          <c16r3:dispNaAsBlank val="1"/>
+        </c16r3:dataDisplayOptions16>
+      </c:ext>
+    </c:extLst>
+    <c:showDLblsOverMax val="0"/>
+  </c:chart>
+  <c:spPr>
+    <a:gradFill flip="none" rotWithShape="1">
+      <a:gsLst>
+        <a:gs pos="0">
+          <a:schemeClr val="lt1"/>
+        </a:gs>
+        <a:gs pos="39000">
+          <a:schemeClr val="lt1"/>
+        </a:gs>
+        <a:gs pos="100000">
+          <a:schemeClr val="lt1">
+            <a:lumMod val="75000"/>
+          </a:schemeClr>
+        </a:gs>
+      </a:gsLst>
+      <a:path path="circle">
+        <a:fillToRect l="50000" t="-80000" r="50000" b="180000"/>
+      </a:path>
+      <a:tileRect/>
+    </a:gradFill>
+    <a:ln w="9525" cap="flat" cmpd="sng" algn="ctr">
+      <a:solidFill>
+        <a:schemeClr val="dk1">
+          <a:lumMod val="25000"/>
+          <a:lumOff val="75000"/>
+        </a:schemeClr>
+      </a:solidFill>
+      <a:round/>
+    </a:ln>
+    <a:effectLst/>
+  </c:spPr>
+  <c:txPr>
+    <a:bodyPr/>
+    <a:lstStyle/>
+    <a:p>
+      <a:pPr>
+        <a:defRPr/>
+      </a:pPr>
+      <a:endParaRPr lang="zh-CN"/>
+    </a:p>
+  </c:txPr>
+  <c:externalData r:id="rId3">
+    <c:autoUpdate val="0"/>
+  </c:externalData>
+</c:chartSpace>
+</file>
+
+<file path=word/charts/chart4.xml><?xml version="1.0" encoding="utf-8"?>
+<c:chartSpace xmlns:c="http://schemas.openxmlformats.org/drawingml/2006/chart" xmlns:a="http://schemas.openxmlformats.org/drawingml/2006/main" xmlns:r="http://schemas.openxmlformats.org/officeDocument/2006/relationships" xmlns:c16r2="http://schemas.microsoft.com/office/drawing/2015/06/chart">
+  <c:date1904 val="0"/>
+  <c:lang val="zh-CN"/>
+  <c:roundedCorners val="0"/>
+  <mc:AlternateContent xmlns:mc="http://schemas.openxmlformats.org/markup-compatibility/2006">
+    <mc:Choice xmlns:c14="http://schemas.microsoft.com/office/drawing/2007/8/2/chart" Requires="c14">
+      <c14:style val="102"/>
+    </mc:Choice>
+    <mc:Fallback>
+      <c:style val="2"/>
+    </mc:Fallback>
+  </mc:AlternateContent>
+  <c:chart>
+    <c:title>
+      <c:tx>
+        <c:rich>
+          <a:bodyPr rot="0" spcFirstLastPara="1" vertOverflow="ellipsis" vert="horz" wrap="square" anchor="ctr" anchorCtr="1"/>
+          <a:lstStyle/>
+          <a:p>
+            <a:pPr>
+              <a:defRPr sz="1800" b="1" i="0" u="none" strike="noStrike" kern="1200" baseline="0">
+                <a:solidFill>
+                  <a:schemeClr val="dk1">
+                    <a:lumMod val="75000"/>
+                    <a:lumOff val="25000"/>
+                  </a:schemeClr>
+                </a:solidFill>
+                <a:latin typeface="+mn-lt"/>
+                <a:ea typeface="+mn-ea"/>
+                <a:cs typeface="+mn-cs"/>
+              </a:defRPr>
+            </a:pPr>
+            <a:r>
+              <a:rPr lang="en-US"/>
+              <a:t>Standard Deviation of </a:t>
+            </a:r>
+            <a:r>
+              <a:rPr lang="en-US" altLang="zh-CN" sz="1800" b="1" i="0" u="none" strike="noStrike" baseline="0">
+                <a:effectLst/>
+              </a:rPr>
+              <a:t>Time To First Byte (TTFB)</a:t>
+            </a:r>
+            <a:endParaRPr lang="en-US"/>
+          </a:p>
+        </c:rich>
+      </c:tx>
+      <c:overlay val="0"/>
+      <c:spPr>
+        <a:noFill/>
+        <a:ln>
+          <a:noFill/>
+        </a:ln>
+        <a:effectLst/>
+      </c:spPr>
+      <c:txPr>
+        <a:bodyPr rot="0" spcFirstLastPara="1" vertOverflow="ellipsis" vert="horz" wrap="square" anchor="ctr" anchorCtr="1"/>
+        <a:lstStyle/>
+        <a:p>
+          <a:pPr>
+            <a:defRPr sz="1800" b="1" i="0" u="none" strike="noStrike" kern="1200" baseline="0">
+              <a:solidFill>
+                <a:schemeClr val="dk1">
+                  <a:lumMod val="75000"/>
+                  <a:lumOff val="25000"/>
+                </a:schemeClr>
+              </a:solidFill>
+              <a:latin typeface="+mn-lt"/>
+              <a:ea typeface="+mn-ea"/>
+              <a:cs typeface="+mn-cs"/>
+            </a:defRPr>
+          </a:pPr>
+          <a:endParaRPr lang="zh-CN"/>
+        </a:p>
+      </c:txPr>
+    </c:title>
+    <c:autoTitleDeleted val="0"/>
+    <c:plotArea>
+      <c:layout/>
+      <c:barChart>
+        <c:barDir val="col"/>
+        <c:grouping val="clustered"/>
+        <c:varyColors val="0"/>
+        <c:ser>
+          <c:idx val="0"/>
+          <c:order val="0"/>
+          <c:tx>
+            <c:strRef>
+              <c:f>Sheet1!$B$1</c:f>
+              <c:strCache>
+                <c:ptCount val="1"/>
+                <c:pt idx="0">
+                  <c:v>Standard Deviation Of TTFB(ms)</c:v>
+                </c:pt>
+              </c:strCache>
+            </c:strRef>
+          </c:tx>
+          <c:spPr>
+            <a:solidFill>
+              <a:schemeClr val="accent1">
+                <a:alpha val="85000"/>
+              </a:schemeClr>
+            </a:solidFill>
+            <a:ln w="9525" cap="flat" cmpd="sng" algn="ctr">
+              <a:solidFill>
+                <a:schemeClr val="lt1">
+                  <a:alpha val="50000"/>
+                </a:schemeClr>
+              </a:solidFill>
+              <a:round/>
+            </a:ln>
+            <a:effectLst/>
+          </c:spPr>
+          <c:invertIfNegative val="0"/>
+          <c:dLbls>
+            <c:spPr>
+              <a:noFill/>
+              <a:ln>
+                <a:noFill/>
+              </a:ln>
+              <a:effectLst/>
+            </c:spPr>
+            <c:txPr>
+              <a:bodyPr rot="0" spcFirstLastPara="1" vertOverflow="ellipsis" vert="horz" wrap="square" lIns="38100" tIns="19050" rIns="38100" bIns="19050" anchor="ctr" anchorCtr="1">
+                <a:spAutoFit/>
+              </a:bodyPr>
+              <a:lstStyle/>
+              <a:p>
+                <a:pPr>
+                  <a:defRPr sz="900" b="1" i="0" u="none" strike="noStrike" kern="1200" baseline="0">
+                    <a:solidFill>
+                      <a:schemeClr val="lt1"/>
+                    </a:solidFill>
+                    <a:latin typeface="+mn-lt"/>
+                    <a:ea typeface="+mn-ea"/>
+                    <a:cs typeface="+mn-cs"/>
+                  </a:defRPr>
+                </a:pPr>
+                <a:endParaRPr lang="zh-CN"/>
+              </a:p>
+            </c:txPr>
+            <c:dLblPos val="inEnd"/>
+            <c:showLegendKey val="0"/>
+            <c:showVal val="1"/>
+            <c:showCatName val="0"/>
+            <c:showSerName val="0"/>
+            <c:showPercent val="0"/>
+            <c:showBubbleSize val="0"/>
+            <c:showLeaderLines val="0"/>
+            <c:extLst>
+              <c:ext xmlns:c15="http://schemas.microsoft.com/office/drawing/2012/chart" uri="{CE6537A1-D6FC-4f65-9D91-7224C49458BB}">
+                <c15:showLeaderLines val="1"/>
+                <c15:leaderLines>
+                  <c:spPr>
+                    <a:ln w="9525">
+                      <a:solidFill>
+                        <a:schemeClr val="dk1">
+                          <a:lumMod val="50000"/>
+                          <a:lumOff val="50000"/>
+                        </a:schemeClr>
+                      </a:solidFill>
+                    </a:ln>
+                    <a:effectLst/>
+                  </c:spPr>
+                </c15:leaderLines>
+              </c:ext>
+            </c:extLst>
+          </c:dLbls>
+          <c:cat>
+            <c:strRef>
+              <c:f>Sheet1!$A$2:$A$4</c:f>
+              <c:strCache>
+                <c:ptCount val="3"/>
+                <c:pt idx="0">
+                  <c:v>HTTP/1.1</c:v>
+                </c:pt>
+                <c:pt idx="1">
+                  <c:v>HTTP/2</c:v>
+                </c:pt>
+                <c:pt idx="2">
+                  <c:v>HTTP/3</c:v>
+                </c:pt>
+              </c:strCache>
+            </c:strRef>
+          </c:cat>
+          <c:val>
+            <c:numRef>
+              <c:f>Sheet1!$B$2:$B$4</c:f>
+              <c:numCache>
+                <c:formatCode>General</c:formatCode>
+                <c:ptCount val="3"/>
+                <c:pt idx="0">
+                  <c:v>65.02</c:v>
+                </c:pt>
+                <c:pt idx="1">
+                  <c:v>85.95</c:v>
+                </c:pt>
+                <c:pt idx="2">
+                  <c:v>65.02</c:v>
+                </c:pt>
+              </c:numCache>
+            </c:numRef>
+          </c:val>
+          <c:extLst>
+            <c:ext xmlns:c16="http://schemas.microsoft.com/office/drawing/2014/chart" uri="{C3380CC4-5D6E-409C-BE32-E72D297353CC}">
+              <c16:uniqueId val="{00000000-76CB-446D-A3AF-B038CE8982BE}"/>
+            </c:ext>
+          </c:extLst>
+        </c:ser>
+        <c:dLbls>
+          <c:dLblPos val="inEnd"/>
+          <c:showLegendKey val="0"/>
+          <c:showVal val="1"/>
+          <c:showCatName val="0"/>
+          <c:showSerName val="0"/>
+          <c:showPercent val="0"/>
+          <c:showBubbleSize val="0"/>
+        </c:dLbls>
+        <c:gapWidth val="65"/>
+        <c:axId val="1740791632"/>
+        <c:axId val="1740794128"/>
+      </c:barChart>
+      <c:catAx>
+        <c:axId val="1740791632"/>
+        <c:scaling>
+          <c:orientation val="minMax"/>
+        </c:scaling>
+        <c:delete val="0"/>
+        <c:axPos val="b"/>
+        <c:numFmt formatCode="General" sourceLinked="1"/>
+        <c:majorTickMark val="none"/>
+        <c:minorTickMark val="none"/>
+        <c:tickLblPos val="nextTo"/>
+        <c:spPr>
+          <a:noFill/>
+          <a:ln w="19050" cap="flat" cmpd="sng" algn="ctr">
+            <a:solidFill>
+              <a:schemeClr val="dk1">
+                <a:lumMod val="75000"/>
+                <a:lumOff val="25000"/>
+              </a:schemeClr>
+            </a:solidFill>
+            <a:round/>
+          </a:ln>
+          <a:effectLst/>
+        </c:spPr>
+        <c:txPr>
+          <a:bodyPr rot="-60000000" spcFirstLastPara="1" vertOverflow="ellipsis" vert="horz" wrap="square" anchor="ctr" anchorCtr="1"/>
+          <a:lstStyle/>
+          <a:p>
+            <a:pPr>
+              <a:defRPr sz="900" b="0" i="0" u="none" strike="noStrike" kern="1200" cap="all" baseline="0">
+                <a:solidFill>
+                  <a:schemeClr val="dk1">
+                    <a:lumMod val="75000"/>
+                    <a:lumOff val="25000"/>
+                  </a:schemeClr>
+                </a:solidFill>
+                <a:latin typeface="+mn-lt"/>
+                <a:ea typeface="+mn-ea"/>
+                <a:cs typeface="+mn-cs"/>
+              </a:defRPr>
+            </a:pPr>
+            <a:endParaRPr lang="zh-CN"/>
+          </a:p>
+        </c:txPr>
+        <c:crossAx val="1740794128"/>
+        <c:crosses val="autoZero"/>
+        <c:auto val="1"/>
+        <c:lblAlgn val="ctr"/>
+        <c:lblOffset val="100"/>
+        <c:noMultiLvlLbl val="0"/>
+      </c:catAx>
+      <c:valAx>
+        <c:axId val="1740794128"/>
+        <c:scaling>
+          <c:orientation val="minMax"/>
+        </c:scaling>
+        <c:delete val="1"/>
+        <c:axPos val="l"/>
+        <c:majorGridlines>
+          <c:spPr>
+            <a:ln w="9525" cap="flat" cmpd="sng" algn="ctr">
+              <a:gradFill>
+                <a:gsLst>
+                  <a:gs pos="100000">
+                    <a:schemeClr val="dk1">
+                      <a:lumMod val="95000"/>
+                      <a:lumOff val="5000"/>
+                      <a:alpha val="42000"/>
+                    </a:schemeClr>
+                  </a:gs>
+                  <a:gs pos="0">
+                    <a:schemeClr val="lt1">
+                      <a:lumMod val="75000"/>
+                      <a:alpha val="36000"/>
+                    </a:schemeClr>
+                  </a:gs>
+                </a:gsLst>
+                <a:lin ang="5400000" scaled="0"/>
+              </a:gradFill>
+              <a:round/>
+            </a:ln>
+            <a:effectLst/>
+          </c:spPr>
+        </c:majorGridlines>
+        <c:numFmt formatCode="General" sourceLinked="1"/>
+        <c:majorTickMark val="none"/>
+        <c:minorTickMark val="none"/>
+        <c:tickLblPos val="nextTo"/>
+        <c:crossAx val="1740791632"/>
+        <c:crosses val="autoZero"/>
+        <c:crossBetween val="between"/>
+      </c:valAx>
+      <c:spPr>
+        <a:noFill/>
+        <a:ln>
+          <a:noFill/>
+        </a:ln>
+        <a:effectLst/>
+      </c:spPr>
+    </c:plotArea>
+    <c:legend>
+      <c:legendPos val="b"/>
+      <c:layout>
+        <c:manualLayout>
+          <c:xMode val="edge"/>
+          <c:yMode val="edge"/>
+          <c:x val="0.15548035834363677"/>
+          <c:y val="0.91207366643572363"/>
+          <c:w val="0.76479685907030237"/>
+          <c:h val="6.7852730352499863E-2"/>
+        </c:manualLayout>
+      </c:layout>
+      <c:overlay val="0"/>
+      <c:spPr>
+        <a:solidFill>
+          <a:schemeClr val="lt1">
+            <a:lumMod val="95000"/>
+            <a:alpha val="39000"/>
+          </a:schemeClr>
+        </a:solidFill>
+        <a:ln>
+          <a:noFill/>
+        </a:ln>
+        <a:effectLst/>
+      </c:spPr>
+      <c:txPr>
+        <a:bodyPr rot="0" spcFirstLastPara="1" vertOverflow="ellipsis" vert="horz" wrap="square" anchor="ctr" anchorCtr="1"/>
+        <a:lstStyle/>
+        <a:p>
+          <a:pPr>
+            <a:defRPr sz="900" b="0" i="0" u="none" strike="noStrike" kern="1200" baseline="0">
+              <a:solidFill>
+                <a:schemeClr val="dk1">
+                  <a:lumMod val="75000"/>
+                  <a:lumOff val="25000"/>
+                </a:schemeClr>
+              </a:solidFill>
+              <a:latin typeface="+mn-lt"/>
+              <a:ea typeface="+mn-ea"/>
+              <a:cs typeface="+mn-cs"/>
+            </a:defRPr>
+          </a:pPr>
+          <a:endParaRPr lang="zh-CN"/>
+        </a:p>
+      </c:txPr>
+    </c:legend>
+    <c:plotVisOnly val="1"/>
+    <c:dispBlanksAs val="gap"/>
+    <c:extLst>
+      <c:ext xmlns:c16r3="http://schemas.microsoft.com/office/drawing/2017/03/chart" uri="{56B9EC1D-385E-4148-901F-78D8002777C0}">
+        <c16r3:dataDisplayOptions16>
+          <c16r3:dispNaAsBlank val="1"/>
+        </c16r3:dataDisplayOptions16>
+      </c:ext>
+    </c:extLst>
+    <c:showDLblsOverMax val="0"/>
+  </c:chart>
+  <c:spPr>
+    <a:gradFill flip="none" rotWithShape="1">
+      <a:gsLst>
+        <a:gs pos="0">
+          <a:schemeClr val="lt1"/>
+        </a:gs>
+        <a:gs pos="39000">
+          <a:schemeClr val="lt1"/>
+        </a:gs>
+        <a:gs pos="100000">
+          <a:schemeClr val="lt1">
+            <a:lumMod val="75000"/>
+          </a:schemeClr>
+        </a:gs>
+      </a:gsLst>
+      <a:path path="circle">
+        <a:fillToRect l="50000" t="-80000" r="50000" b="180000"/>
+      </a:path>
+      <a:tileRect/>
+    </a:gradFill>
+    <a:ln w="9525" cap="flat" cmpd="sng" algn="ctr">
+      <a:solidFill>
+        <a:schemeClr val="dk1">
+          <a:lumMod val="25000"/>
+          <a:lumOff val="75000"/>
+        </a:schemeClr>
+      </a:solidFill>
+      <a:round/>
+    </a:ln>
+    <a:effectLst/>
+  </c:spPr>
+  <c:txPr>
+    <a:bodyPr/>
+    <a:lstStyle/>
+    <a:p>
+      <a:pPr>
+        <a:defRPr/>
+      </a:pPr>
+      <a:endParaRPr lang="zh-CN"/>
+    </a:p>
+  </c:txPr>
+  <c:externalData r:id="rId3">
+    <c:autoUpdate val="0"/>
+  </c:externalData>
+</c:chartSpace>
+</file>
+
+<file path=word/charts/colors1.xml><?xml version="1.0" encoding="utf-8"?>
+<cs:colorStyle xmlns:cs="http://schemas.microsoft.com/office/drawing/2012/chartStyle" xmlns:a="http://schemas.openxmlformats.org/drawingml/2006/main" meth="cycle" id="10">
+  <a:schemeClr val="accent1"/>
+  <a:schemeClr val="accent2"/>
+  <a:schemeClr val="accent3"/>
+  <a:schemeClr val="accent4"/>
+  <a:schemeClr val="accent5"/>
+  <a:schemeClr val="accent6"/>
+  <cs:variation/>
+  <cs:variation>
+    <a:lumMod val="60000"/>
+  </cs:variation>
+  <cs:variation>
+    <a:lumMod val="80000"/>
+    <a:lumOff val="20000"/>
+  </cs:variation>
+  <cs:variation>
+    <a:lumMod val="80000"/>
+  </cs:variation>
+  <cs:variation>
+    <a:lumMod val="60000"/>
+    <a:lumOff val="40000"/>
+  </cs:variation>
+  <cs:variation>
+    <a:lumMod val="50000"/>
+  </cs:variation>
+  <cs:variation>
+    <a:lumMod val="70000"/>
+    <a:lumOff val="30000"/>
+  </cs:variation>
+  <cs:variation>
+    <a:lumMod val="70000"/>
+  </cs:variation>
+  <cs:variation>
+    <a:lumMod val="50000"/>
+    <a:lumOff val="50000"/>
+  </cs:variation>
+</cs:colorStyle>
+</file>
+
+<file path=word/charts/colors2.xml><?xml version="1.0" encoding="utf-8"?>
+<cs:colorStyle xmlns:cs="http://schemas.microsoft.com/office/drawing/2012/chartStyle" xmlns:a="http://schemas.openxmlformats.org/drawingml/2006/main" meth="cycle" id="10">
+  <a:schemeClr val="accent1"/>
+  <a:schemeClr val="accent2"/>
+  <a:schemeClr val="accent3"/>
+  <a:schemeClr val="accent4"/>
+  <a:schemeClr val="accent5"/>
+  <a:schemeClr val="accent6"/>
+  <cs:variation/>
+  <cs:variation>
+    <a:lumMod val="60000"/>
+  </cs:variation>
+  <cs:variation>
+    <a:lumMod val="80000"/>
+    <a:lumOff val="20000"/>
+  </cs:variation>
+  <cs:variation>
+    <a:lumMod val="80000"/>
+  </cs:variation>
+  <cs:variation>
+    <a:lumMod val="60000"/>
+    <a:lumOff val="40000"/>
+  </cs:variation>
+  <cs:variation>
+    <a:lumMod val="50000"/>
+  </cs:variation>
+  <cs:variation>
+    <a:lumMod val="70000"/>
+    <a:lumOff val="30000"/>
+  </cs:variation>
+  <cs:variation>
+    <a:lumMod val="70000"/>
+  </cs:variation>
+  <cs:variation>
+    <a:lumMod val="50000"/>
+    <a:lumOff val="50000"/>
+  </cs:variation>
+</cs:colorStyle>
+</file>
+
+<file path=word/charts/colors3.xml><?xml version="1.0" encoding="utf-8"?>
+<cs:colorStyle xmlns:cs="http://schemas.microsoft.com/office/drawing/2012/chartStyle" xmlns:a="http://schemas.openxmlformats.org/drawingml/2006/main" meth="cycle" id="10">
+  <a:schemeClr val="accent1"/>
+  <a:schemeClr val="accent2"/>
+  <a:schemeClr val="accent3"/>
+  <a:schemeClr val="accent4"/>
+  <a:schemeClr val="accent5"/>
+  <a:schemeClr val="accent6"/>
+  <cs:variation/>
+  <cs:variation>
+    <a:lumMod val="60000"/>
+  </cs:variation>
+  <cs:variation>
+    <a:lumMod val="80000"/>
+    <a:lumOff val="20000"/>
+  </cs:variation>
+  <cs:variation>
+    <a:lumMod val="80000"/>
+  </cs:variation>
+  <cs:variation>
+    <a:lumMod val="60000"/>
+    <a:lumOff val="40000"/>
+  </cs:variation>
+  <cs:variation>
+    <a:lumMod val="50000"/>
+  </cs:variation>
+  <cs:variation>
+    <a:lumMod val="70000"/>
+    <a:lumOff val="30000"/>
+  </cs:variation>
+  <cs:variation>
+    <a:lumMod val="70000"/>
+  </cs:variation>
+  <cs:variation>
+    <a:lumMod val="50000"/>
+    <a:lumOff val="50000"/>
+  </cs:variation>
+</cs:colorStyle>
+</file>
+
+<file path=word/charts/colors4.xml><?xml version="1.0" encoding="utf-8"?>
+<cs:colorStyle xmlns:cs="http://schemas.microsoft.com/office/drawing/2012/chartStyle" xmlns:a="http://schemas.openxmlformats.org/drawingml/2006/main" meth="cycle" id="10">
+  <a:schemeClr val="accent1"/>
+  <a:schemeClr val="accent2"/>
+  <a:schemeClr val="accent3"/>
+  <a:schemeClr val="accent4"/>
+  <a:schemeClr val="accent5"/>
+  <a:schemeClr val="accent6"/>
+  <cs:variation/>
+  <cs:variation>
+    <a:lumMod val="60000"/>
+  </cs:variation>
+  <cs:variation>
+    <a:lumMod val="80000"/>
+    <a:lumOff val="20000"/>
+  </cs:variation>
+  <cs:variation>
+    <a:lumMod val="80000"/>
+  </cs:variation>
+  <cs:variation>
+    <a:lumMod val="60000"/>
+    <a:lumOff val="40000"/>
+  </cs:variation>
+  <cs:variation>
+    <a:lumMod val="50000"/>
+  </cs:variation>
+  <cs:variation>
+    <a:lumMod val="70000"/>
+    <a:lumOff val="30000"/>
+  </cs:variation>
+  <cs:variation>
+    <a:lumMod val="70000"/>
+  </cs:variation>
+  <cs:variation>
+    <a:lumMod val="50000"/>
+    <a:lumOff val="50000"/>
+  </cs:variation>
+</cs:colorStyle>
+</file>
+
+<file path=word/charts/style1.xml><?xml version="1.0" encoding="utf-8"?>
+<cs:chartStyle xmlns:cs="http://schemas.microsoft.com/office/drawing/2012/chartStyle" xmlns:a="http://schemas.openxmlformats.org/drawingml/2006/main" id="205">
+  <cs:axisTitle>
+    <cs:lnRef idx="0"/>
+    <cs:fillRef idx="0"/>
+    <cs:effectRef idx="0"/>
+    <cs:fontRef idx="minor">
+      <a:schemeClr val="dk1">
+        <a:lumMod val="75000"/>
+        <a:lumOff val="25000"/>
+      </a:schemeClr>
+    </cs:fontRef>
+    <cs:defRPr sz="900" b="1" kern="1200"/>
+  </cs:axisTitle>
+  <cs:categoryAxis>
+    <cs:lnRef idx="0"/>
+    <cs:fillRef idx="0"/>
+    <cs:effectRef idx="0"/>
+    <cs:fontRef idx="minor">
+      <a:schemeClr val="dk1">
+        <a:lumMod val="75000"/>
+        <a:lumOff val="25000"/>
+      </a:schemeClr>
+    </cs:fontRef>
+    <cs:spPr>
+      <a:ln w="19050" cap="flat" cmpd="sng" algn="ctr">
+        <a:solidFill>
+          <a:schemeClr val="dk1">
+            <a:lumMod val="75000"/>
+            <a:lumOff val="25000"/>
+          </a:schemeClr>
+        </a:solidFill>
+        <a:round/>
+      </a:ln>
+    </cs:spPr>
+    <cs:defRPr sz="900" kern="1200" cap="all" baseline="0"/>
+  </cs:categoryAxis>
+  <cs:chartArea>
+    <cs:lnRef idx="0"/>
+    <cs:fillRef idx="0"/>
+    <cs:effectRef idx="0"/>
+    <cs:fontRef idx="minor">
+      <a:schemeClr val="dk1"/>
+    </cs:fontRef>
+    <cs:spPr>
+      <a:gradFill flip="none" rotWithShape="1">
+        <a:gsLst>
+          <a:gs pos="0">
+            <a:schemeClr val="lt1"/>
+          </a:gs>
+          <a:gs pos="39000">
+            <a:schemeClr val="lt1"/>
+          </a:gs>
+          <a:gs pos="100000">
+            <a:schemeClr val="lt1">
+              <a:lumMod val="75000"/>
+            </a:schemeClr>
+          </a:gs>
+        </a:gsLst>
+        <a:path path="circle">
+          <a:fillToRect l="50000" t="-80000" r="50000" b="180000"/>
+        </a:path>
+        <a:tileRect/>
+      </a:gradFill>
+      <a:ln w="9525" cap="flat" cmpd="sng" algn="ctr">
+        <a:solidFill>
+          <a:schemeClr val="dk1">
+            <a:lumMod val="25000"/>
+            <a:lumOff val="75000"/>
+          </a:schemeClr>
+        </a:solidFill>
+        <a:round/>
+      </a:ln>
+    </cs:spPr>
+    <cs:defRPr sz="900" kern="1200"/>
+  </cs:chartArea>
+  <cs:dataLabel>
+    <cs:lnRef idx="0"/>
+    <cs:fillRef idx="0"/>
+    <cs:effectRef idx="0"/>
+    <cs:fontRef idx="minor">
+      <a:schemeClr val="lt1"/>
+    </cs:fontRef>
+    <cs:defRPr sz="900" b="1" i="0" u="none" strike="noStrike" kern="1200" baseline="0"/>
+  </cs:dataLabel>
+  <cs:dataLabelCallout>
+    <cs:lnRef idx="0"/>
+    <cs:fillRef idx="0"/>
+    <cs:effectRef idx="0"/>
+    <cs:fontRef idx="minor">
+      <a:schemeClr val="lt1"/>
+    </cs:fontRef>
+    <cs:spPr>
+      <a:solidFill>
+        <a:schemeClr val="dk1">
+          <a:lumMod val="65000"/>
+          <a:lumOff val="35000"/>
+          <a:alpha val="75000"/>
+        </a:schemeClr>
+      </a:solidFill>
+    </cs:spPr>
+    <cs:defRPr sz="900" b="1" kern="1200"/>
+    <cs:bodyPr rot="0" spcFirstLastPara="1" vertOverflow="clip" horzOverflow="clip" vert="horz" wrap="square" lIns="36576" tIns="18288" rIns="36576" bIns="18288" anchor="ctr" anchorCtr="1">
+      <a:spAutoFit/>
+    </cs:bodyPr>
+  </cs:dataLabelCallout>
+  <cs:dataPoint>
+    <cs:lnRef idx="0"/>
+    <cs:fillRef idx="0">
+      <cs:styleClr val="auto"/>
+    </cs:fillRef>
+    <cs:effectRef idx="0"/>
+    <cs:fontRef idx="minor">
+      <a:schemeClr val="dk1"/>
+    </cs:fontRef>
+    <cs:spPr>
+      <a:solidFill>
+        <a:schemeClr val="phClr">
+          <a:alpha val="85000"/>
+        </a:schemeClr>
+      </a:solidFill>
+      <a:ln w="9525" cap="flat" cmpd="sng" algn="ctr">
+        <a:solidFill>
+          <a:schemeClr val="lt1">
+            <a:alpha val="50000"/>
+          </a:schemeClr>
+        </a:solidFill>
+        <a:round/>
+      </a:ln>
+    </cs:spPr>
+  </cs:dataPoint>
+  <cs:dataPoint3D>
+    <cs:lnRef idx="0"/>
+    <cs:fillRef idx="0">
+      <cs:styleClr val="auto"/>
+    </cs:fillRef>
+    <cs:effectRef idx="0"/>
+    <cs:fontRef idx="minor">
+      <a:schemeClr val="dk1"/>
+    </cs:fontRef>
+    <cs:spPr>
+      <a:solidFill>
+        <a:schemeClr val="phClr">
+          <a:alpha val="85000"/>
+        </a:schemeClr>
+      </a:solidFill>
+      <a:ln w="9525" cap="flat" cmpd="sng" algn="ctr">
+        <a:solidFill>
+          <a:schemeClr val="lt1">
+            <a:alpha val="50000"/>
+          </a:schemeClr>
+        </a:solidFill>
+        <a:round/>
+      </a:ln>
+    </cs:spPr>
+  </cs:dataPoint3D>
+  <cs:dataPointLine>
+    <cs:lnRef idx="0">
+      <cs:styleClr val="auto"/>
+    </cs:lnRef>
+    <cs:fillRef idx="0"/>
+    <cs:effectRef idx="0"/>
+    <cs:fontRef idx="minor">
+      <a:schemeClr val="dk1"/>
+    </cs:fontRef>
+    <cs:spPr>
+      <a:ln w="31750" cap="rnd">
+        <a:solidFill>
+          <a:schemeClr val="phClr">
+            <a:alpha val="85000"/>
+          </a:schemeClr>
+        </a:solidFill>
+        <a:round/>
+      </a:ln>
+    </cs:spPr>
+  </cs:dataPointLine>
+  <cs:dataPointMarker>
+    <cs:lnRef idx="0"/>
+    <cs:fillRef idx="0">
+      <cs:styleClr val="auto"/>
+    </cs:fillRef>
+    <cs:effectRef idx="0"/>
+    <cs:fontRef idx="minor">
+      <a:schemeClr val="dk1"/>
+    </cs:fontRef>
+    <cs:spPr>
+      <a:solidFill>
+        <a:schemeClr val="phClr">
+          <a:alpha val="85000"/>
+        </a:schemeClr>
+      </a:solidFill>
+    </cs:spPr>
+  </cs:dataPointMarker>
+  <cs:dataPointMarkerLayout symbol="circle" size="6"/>
+  <cs:dataPointWireframe>
+    <cs:lnRef idx="0">
+      <cs:styleClr val="auto"/>
+    </cs:lnRef>
+    <cs:fillRef idx="0"/>
+    <cs:effectRef idx="0"/>
+    <cs:fontRef idx="minor">
+      <a:schemeClr val="dk1"/>
+    </cs:fontRef>
+    <cs:spPr>
+      <a:ln w="9525" cap="rnd">
+        <a:solidFill>
+          <a:schemeClr val="phClr"/>
+        </a:solidFill>
+        <a:round/>
+      </a:ln>
+    </cs:spPr>
+  </cs:dataPointWireframe>
+  <cs:dataTable>
+    <cs:lnRef idx="0"/>
+    <cs:fillRef idx="0"/>
+    <cs:effectRef idx="0"/>
+    <cs:fontRef idx="minor">
+      <a:schemeClr val="dk1">
+        <a:lumMod val="75000"/>
+        <a:lumOff val="25000"/>
+      </a:schemeClr>
+    </cs:fontRef>
+    <cs:spPr>
+      <a:ln w="9525">
+        <a:solidFill>
+          <a:schemeClr val="dk1">
+            <a:lumMod val="35000"/>
+            <a:lumOff val="65000"/>
+          </a:schemeClr>
+        </a:solidFill>
+      </a:ln>
+    </cs:spPr>
+    <cs:defRPr sz="900" kern="1200"/>
+  </cs:dataTable>
+  <cs:downBar>
+    <cs:lnRef idx="0"/>
+    <cs:fillRef idx="0"/>
+    <cs:effectRef idx="0"/>
+    <cs:fontRef idx="minor">
+      <a:schemeClr val="dk1"/>
+    </cs:fontRef>
+    <cs:spPr>
+      <a:solidFill>
+        <a:schemeClr val="dk1">
+          <a:lumMod val="50000"/>
+          <a:lumOff val="50000"/>
+        </a:schemeClr>
+      </a:solidFill>
+      <a:ln w="9525">
+        <a:solidFill>
+          <a:schemeClr val="dk1">
+            <a:lumMod val="65000"/>
+            <a:lumOff val="35000"/>
+          </a:schemeClr>
+        </a:solidFill>
+      </a:ln>
+    </cs:spPr>
+  </cs:downBar>
+  <cs:dropLine>
+    <cs:lnRef idx="0"/>
+    <cs:fillRef idx="0"/>
+    <cs:effectRef idx="0"/>
+    <cs:fontRef idx="minor">
+      <a:schemeClr val="dk1"/>
+    </cs:fontRef>
+    <cs:spPr>
+      <a:ln w="9525">
+        <a:solidFill>
+          <a:schemeClr val="dk1">
+            <a:lumMod val="35000"/>
+            <a:lumOff val="65000"/>
+          </a:schemeClr>
+        </a:solidFill>
+        <a:prstDash val="dash"/>
+      </a:ln>
+    </cs:spPr>
+  </cs:dropLine>
+  <cs:errorBar>
+    <cs:lnRef idx="0"/>
+    <cs:fillRef idx="0"/>
+    <cs:effectRef idx="0"/>
+    <cs:fontRef idx="minor">
+      <a:schemeClr val="dk1"/>
+    </cs:fontRef>
+    <cs:spPr>
+      <a:ln w="9525">
+        <a:solidFill>
+          <a:schemeClr val="dk1">
+            <a:lumMod val="65000"/>
+            <a:lumOff val="35000"/>
+          </a:schemeClr>
+        </a:solidFill>
+        <a:round/>
+      </a:ln>
+    </cs:spPr>
+  </cs:errorBar>
+  <cs:floor>
+    <cs:lnRef idx="0"/>
+    <cs:fillRef idx="0"/>
+    <cs:effectRef idx="0"/>
+    <cs:fontRef idx="minor">
+      <a:schemeClr val="dk1"/>
+    </cs:fontRef>
+  </cs:floor>
+  <cs:gridlineMajor>
+    <cs:lnRef idx="0"/>
+    <cs:fillRef idx="0"/>
+    <cs:effectRef idx="0"/>
+    <cs:fontRef idx="minor">
+      <a:schemeClr val="dk1"/>
+    </cs:fontRef>
+    <cs:spPr>
+      <a:ln w="9525" cap="flat" cmpd="sng" algn="ctr">
+        <a:gradFill>
+          <a:gsLst>
+            <a:gs pos="100000">
+              <a:schemeClr val="dk1">
+                <a:lumMod val="95000"/>
+                <a:lumOff val="5000"/>
+                <a:alpha val="42000"/>
+              </a:schemeClr>
+            </a:gs>
+            <a:gs pos="0">
+              <a:schemeClr val="lt1">
+                <a:lumMod val="75000"/>
+                <a:alpha val="36000"/>
+              </a:schemeClr>
+            </a:gs>
+          </a:gsLst>
+          <a:lin ang="5400000" scaled="0"/>
+        </a:gradFill>
+        <a:round/>
+      </a:ln>
+    </cs:spPr>
+  </cs:gridlineMajor>
+  <cs:gridlineMinor>
+    <cs:lnRef idx="0"/>
+    <cs:fillRef idx="0"/>
+    <cs:effectRef idx="0"/>
+    <cs:fontRef idx="minor">
+      <a:schemeClr val="dk1"/>
+    </cs:fontRef>
+    <cs:spPr>
+      <a:ln>
+        <a:gradFill>
+          <a:gsLst>
+            <a:gs pos="100000">
+              <a:schemeClr val="dk1">
+                <a:lumMod val="95000"/>
+                <a:lumOff val="5000"/>
+                <a:alpha val="42000"/>
+              </a:schemeClr>
+            </a:gs>
+            <a:gs pos="0">
+              <a:schemeClr val="lt1">
+                <a:lumMod val="75000"/>
+                <a:alpha val="36000"/>
+              </a:schemeClr>
+            </a:gs>
+          </a:gsLst>
+          <a:lin ang="5400000" scaled="0"/>
+        </a:gradFill>
+      </a:ln>
+    </cs:spPr>
+  </cs:gridlineMinor>
+  <cs:hiLoLine>
+    <cs:lnRef idx="0"/>
+    <cs:fillRef idx="0"/>
+    <cs:effectRef idx="0"/>
+    <cs:fontRef idx="minor">
+      <a:schemeClr val="dk1"/>
+    </cs:fontRef>
+    <cs:spPr>
+      <a:ln w="9525">
+        <a:solidFill>
+          <a:schemeClr val="dk1">
+            <a:lumMod val="35000"/>
+            <a:lumOff val="65000"/>
+          </a:schemeClr>
+        </a:solidFill>
+        <a:prstDash val="dash"/>
+      </a:ln>
+    </cs:spPr>
+  </cs:hiLoLine>
+  <cs:leaderLine>
+    <cs:lnRef idx="0"/>
+    <cs:fillRef idx="0"/>
+    <cs:effectRef idx="0"/>
+    <cs:fontRef idx="minor">
+      <a:schemeClr val="dk1"/>
+    </cs:fontRef>
+    <cs:spPr>
+      <a:ln w="9525">
+        <a:solidFill>
+          <a:schemeClr val="dk1">
+            <a:lumMod val="50000"/>
+            <a:lumOff val="50000"/>
+          </a:schemeClr>
+        </a:solidFill>
+      </a:ln>
+    </cs:spPr>
+  </cs:leaderLine>
+  <cs:legend>
+    <cs:lnRef idx="0"/>
+    <cs:fillRef idx="0"/>
+    <cs:effectRef idx="0"/>
+    <cs:fontRef idx="minor">
+      <a:schemeClr val="dk1">
+        <a:lumMod val="75000"/>
+        <a:lumOff val="25000"/>
+      </a:schemeClr>
+    </cs:fontRef>
+    <cs:spPr>
+      <a:solidFill>
+        <a:schemeClr val="lt1">
+          <a:lumMod val="95000"/>
+          <a:alpha val="39000"/>
+        </a:schemeClr>
+      </a:solidFill>
+    </cs:spPr>
+    <cs:defRPr sz="900" kern="1200"/>
+  </cs:legend>
+  <cs:plotArea>
+    <cs:lnRef idx="0"/>
+    <cs:fillRef idx="0"/>
+    <cs:effectRef idx="0"/>
+    <cs:fontRef idx="minor">
+      <a:schemeClr val="dk1"/>
+    </cs:fontRef>
+  </cs:plotArea>
+  <cs:plotArea3D>
+    <cs:lnRef idx="0"/>
+    <cs:fillRef idx="0"/>
+    <cs:effectRef idx="0"/>
+    <cs:fontRef idx="minor">
+      <a:schemeClr val="dk1"/>
+    </cs:fontRef>
+  </cs:plotArea3D>
+  <cs:seriesAxis>
+    <cs:lnRef idx="0"/>
+    <cs:fillRef idx="0"/>
+    <cs:effectRef idx="0"/>
+    <cs:fontRef idx="minor">
+      <a:schemeClr val="dk1">
+        <a:lumMod val="75000"/>
+        <a:lumOff val="25000"/>
+      </a:schemeClr>
+    </cs:fontRef>
+    <cs:spPr>
+      <a:ln w="31750" cap="flat" cmpd="sng" algn="ctr">
+        <a:solidFill>
+          <a:schemeClr val="dk1">
+            <a:lumMod val="75000"/>
+            <a:lumOff val="25000"/>
+          </a:schemeClr>
+        </a:solidFill>
+        <a:round/>
+      </a:ln>
+    </cs:spPr>
+    <cs:defRPr sz="900" kern="1200"/>
+  </cs:seriesAxis>
+  <cs:seriesLine>
+    <cs:lnRef idx="0"/>
+    <cs:fillRef idx="0"/>
+    <cs:effectRef idx="0"/>
+    <cs:fontRef idx="minor">
+      <a:schemeClr val="dk1"/>
+    </cs:fontRef>
+    <cs:spPr>
+      <a:ln w="9525">
+        <a:solidFill>
+          <a:schemeClr val="dk1">
+            <a:lumMod val="50000"/>
+            <a:lumOff val="50000"/>
+          </a:schemeClr>
+        </a:solidFill>
+        <a:round/>
+      </a:ln>
+    </cs:spPr>
+  </cs:seriesLine>
+  <cs:title>
+    <cs:lnRef idx="0"/>
+    <cs:fillRef idx="0"/>
+    <cs:effectRef idx="0"/>
+    <cs:fontRef idx="minor">
+      <a:schemeClr val="dk1">
+        <a:lumMod val="75000"/>
+        <a:lumOff val="25000"/>
+      </a:schemeClr>
+    </cs:fontRef>
+    <cs:defRPr sz="1800" b="1" kern="1200" baseline="0"/>
+  </cs:title>
+  <cs:trendline>
+    <cs:lnRef idx="0">
+      <cs:styleClr val="auto"/>
+    </cs:lnRef>
+    <cs:fillRef idx="0"/>
+    <cs:effectRef idx="0"/>
+    <cs:fontRef idx="minor">
+      <a:schemeClr val="dk1"/>
+    </cs:fontRef>
+    <cs:spPr>
+      <a:ln w="19050" cap="rnd">
+        <a:solidFill>
+          <a:schemeClr val="phClr"/>
+        </a:solidFill>
+      </a:ln>
+    </cs:spPr>
+  </cs:trendline>
+  <cs:trendlineLabel>
+    <cs:lnRef idx="0"/>
+    <cs:fillRef idx="0"/>
+    <cs:effectRef idx="0"/>
+    <cs:fontRef idx="minor">
+      <a:schemeClr val="dk1">
+        <a:lumMod val="75000"/>
+        <a:lumOff val="25000"/>
+      </a:schemeClr>
+    </cs:fontRef>
+    <cs:defRPr sz="900" kern="1200"/>
+  </cs:trendlineLabel>
+  <cs:upBar>
+    <cs:lnRef idx="0"/>
+    <cs:fillRef idx="0"/>
+    <cs:effectRef idx="0"/>
+    <cs:fontRef idx="minor">
+      <a:schemeClr val="dk1"/>
+    </cs:fontRef>
+    <cs:spPr>
+      <a:solidFill>
+        <a:schemeClr val="lt1"/>
+      </a:solidFill>
+      <a:ln w="9525">
+        <a:solidFill>
+          <a:schemeClr val="dk1">
+            <a:lumMod val="65000"/>
+            <a:lumOff val="35000"/>
+          </a:schemeClr>
+        </a:solidFill>
+      </a:ln>
+    </cs:spPr>
+  </cs:upBar>
+  <cs:valueAxis>
+    <cs:lnRef idx="0"/>
+    <cs:fillRef idx="0"/>
+    <cs:effectRef idx="0"/>
+    <cs:fontRef idx="minor">
+      <a:schemeClr val="dk1">
+        <a:lumMod val="75000"/>
+        <a:lumOff val="25000"/>
+      </a:schemeClr>
+    </cs:fontRef>
+    <cs:spPr>
+      <a:ln>
+        <a:noFill/>
+      </a:ln>
+    </cs:spPr>
+    <cs:defRPr sz="900" kern="1200"/>
+  </cs:valueAxis>
+  <cs:wall>
+    <cs:lnRef idx="0"/>
+    <cs:fillRef idx="0"/>
+    <cs:effectRef idx="0"/>
+    <cs:fontRef idx="minor">
+      <a:schemeClr val="dk1"/>
+    </cs:fontRef>
+  </cs:wall>
+</cs:chartStyle>
+</file>
+
+<file path=word/charts/style2.xml><?xml version="1.0" encoding="utf-8"?>
+<cs:chartStyle xmlns:cs="http://schemas.microsoft.com/office/drawing/2012/chartStyle" xmlns:a="http://schemas.openxmlformats.org/drawingml/2006/main" id="205">
+  <cs:axisTitle>
+    <cs:lnRef idx="0"/>
+    <cs:fillRef idx="0"/>
+    <cs:effectRef idx="0"/>
+    <cs:fontRef idx="minor">
+      <a:schemeClr val="dk1">
+        <a:lumMod val="75000"/>
+        <a:lumOff val="25000"/>
+      </a:schemeClr>
+    </cs:fontRef>
+    <cs:defRPr sz="900" b="1" kern="1200"/>
+  </cs:axisTitle>
+  <cs:categoryAxis>
+    <cs:lnRef idx="0"/>
+    <cs:fillRef idx="0"/>
+    <cs:effectRef idx="0"/>
+    <cs:fontRef idx="minor">
+      <a:schemeClr val="dk1">
+        <a:lumMod val="75000"/>
+        <a:lumOff val="25000"/>
+      </a:schemeClr>
+    </cs:fontRef>
+    <cs:spPr>
+      <a:ln w="19050" cap="flat" cmpd="sng" algn="ctr">
+        <a:solidFill>
+          <a:schemeClr val="dk1">
+            <a:lumMod val="75000"/>
+            <a:lumOff val="25000"/>
+          </a:schemeClr>
+        </a:solidFill>
+        <a:round/>
+      </a:ln>
+    </cs:spPr>
+    <cs:defRPr sz="900" kern="1200" cap="all" baseline="0"/>
+  </cs:categoryAxis>
+  <cs:chartArea>
+    <cs:lnRef idx="0"/>
+    <cs:fillRef idx="0"/>
+    <cs:effectRef idx="0"/>
+    <cs:fontRef idx="minor">
+      <a:schemeClr val="dk1"/>
+    </cs:fontRef>
+    <cs:spPr>
+      <a:gradFill flip="none" rotWithShape="1">
+        <a:gsLst>
+          <a:gs pos="0">
+            <a:schemeClr val="lt1"/>
+          </a:gs>
+          <a:gs pos="39000">
+            <a:schemeClr val="lt1"/>
+          </a:gs>
+          <a:gs pos="100000">
+            <a:schemeClr val="lt1">
+              <a:lumMod val="75000"/>
+            </a:schemeClr>
+          </a:gs>
+        </a:gsLst>
+        <a:path path="circle">
+          <a:fillToRect l="50000" t="-80000" r="50000" b="180000"/>
+        </a:path>
+        <a:tileRect/>
+      </a:gradFill>
+      <a:ln w="9525" cap="flat" cmpd="sng" algn="ctr">
+        <a:solidFill>
+          <a:schemeClr val="dk1">
+            <a:lumMod val="25000"/>
+            <a:lumOff val="75000"/>
+          </a:schemeClr>
+        </a:solidFill>
+        <a:round/>
+      </a:ln>
+    </cs:spPr>
+    <cs:defRPr sz="900" kern="1200"/>
+  </cs:chartArea>
+  <cs:dataLabel>
+    <cs:lnRef idx="0"/>
+    <cs:fillRef idx="0"/>
+    <cs:effectRef idx="0"/>
+    <cs:fontRef idx="minor">
+      <a:schemeClr val="lt1"/>
+    </cs:fontRef>
+    <cs:defRPr sz="900" b="1" i="0" u="none" strike="noStrike" kern="1200" baseline="0"/>
+  </cs:dataLabel>
+  <cs:dataLabelCallout>
+    <cs:lnRef idx="0"/>
+    <cs:fillRef idx="0"/>
+    <cs:effectRef idx="0"/>
+    <cs:fontRef idx="minor">
+      <a:schemeClr val="lt1"/>
+    </cs:fontRef>
+    <cs:spPr>
+      <a:solidFill>
+        <a:schemeClr val="dk1">
+          <a:lumMod val="65000"/>
+          <a:lumOff val="35000"/>
+          <a:alpha val="75000"/>
+        </a:schemeClr>
+      </a:solidFill>
+    </cs:spPr>
+    <cs:defRPr sz="900" b="1" kern="1200"/>
+    <cs:bodyPr rot="0" spcFirstLastPara="1" vertOverflow="clip" horzOverflow="clip" vert="horz" wrap="square" lIns="36576" tIns="18288" rIns="36576" bIns="18288" anchor="ctr" anchorCtr="1">
+      <a:spAutoFit/>
+    </cs:bodyPr>
+  </cs:dataLabelCallout>
+  <cs:dataPoint>
+    <cs:lnRef idx="0"/>
+    <cs:fillRef idx="0">
+      <cs:styleClr val="auto"/>
+    </cs:fillRef>
+    <cs:effectRef idx="0"/>
+    <cs:fontRef idx="minor">
+      <a:schemeClr val="dk1"/>
+    </cs:fontRef>
+    <cs:spPr>
+      <a:solidFill>
+        <a:schemeClr val="phClr">
+          <a:alpha val="85000"/>
+        </a:schemeClr>
+      </a:solidFill>
+      <a:ln w="9525" cap="flat" cmpd="sng" algn="ctr">
+        <a:solidFill>
+          <a:schemeClr val="lt1">
+            <a:alpha val="50000"/>
+          </a:schemeClr>
+        </a:solidFill>
+        <a:round/>
+      </a:ln>
+    </cs:spPr>
+  </cs:dataPoint>
+  <cs:dataPoint3D>
+    <cs:lnRef idx="0"/>
+    <cs:fillRef idx="0">
+      <cs:styleClr val="auto"/>
+    </cs:fillRef>
+    <cs:effectRef idx="0"/>
+    <cs:fontRef idx="minor">
+      <a:schemeClr val="dk1"/>
+    </cs:fontRef>
+    <cs:spPr>
+      <a:solidFill>
+        <a:schemeClr val="phClr">
+          <a:alpha val="85000"/>
+        </a:schemeClr>
+      </a:solidFill>
+      <a:ln w="9525" cap="flat" cmpd="sng" algn="ctr">
+        <a:solidFill>
+          <a:schemeClr val="lt1">
+            <a:alpha val="50000"/>
+          </a:schemeClr>
+        </a:solidFill>
+        <a:round/>
+      </a:ln>
+    </cs:spPr>
+  </cs:dataPoint3D>
+  <cs:dataPointLine>
+    <cs:lnRef idx="0">
+      <cs:styleClr val="auto"/>
+    </cs:lnRef>
+    <cs:fillRef idx="0"/>
+    <cs:effectRef idx="0"/>
+    <cs:fontRef idx="minor">
+      <a:schemeClr val="dk1"/>
+    </cs:fontRef>
+    <cs:spPr>
+      <a:ln w="31750" cap="rnd">
+        <a:solidFill>
+          <a:schemeClr val="phClr">
+            <a:alpha val="85000"/>
+          </a:schemeClr>
+        </a:solidFill>
+        <a:round/>
+      </a:ln>
+    </cs:spPr>
+  </cs:dataPointLine>
+  <cs:dataPointMarker>
+    <cs:lnRef idx="0"/>
+    <cs:fillRef idx="0">
+      <cs:styleClr val="auto"/>
+    </cs:fillRef>
+    <cs:effectRef idx="0"/>
+    <cs:fontRef idx="minor">
+      <a:schemeClr val="dk1"/>
+    </cs:fontRef>
+    <cs:spPr>
+      <a:solidFill>
+        <a:schemeClr val="phClr">
+          <a:alpha val="85000"/>
+        </a:schemeClr>
+      </a:solidFill>
+    </cs:spPr>
+  </cs:dataPointMarker>
+  <cs:dataPointMarkerLayout symbol="circle" size="6"/>
+  <cs:dataPointWireframe>
+    <cs:lnRef idx="0">
+      <cs:styleClr val="auto"/>
+    </cs:lnRef>
+    <cs:fillRef idx="0"/>
+    <cs:effectRef idx="0"/>
+    <cs:fontRef idx="minor">
+      <a:schemeClr val="dk1"/>
+    </cs:fontRef>
+    <cs:spPr>
+      <a:ln w="9525" cap="rnd">
+        <a:solidFill>
+          <a:schemeClr val="phClr"/>
+        </a:solidFill>
+        <a:round/>
+      </a:ln>
+    </cs:spPr>
+  </cs:dataPointWireframe>
+  <cs:dataTable>
+    <cs:lnRef idx="0"/>
+    <cs:fillRef idx="0"/>
+    <cs:effectRef idx="0"/>
+    <cs:fontRef idx="minor">
+      <a:schemeClr val="dk1">
+        <a:lumMod val="75000"/>
+        <a:lumOff val="25000"/>
+      </a:schemeClr>
+    </cs:fontRef>
+    <cs:spPr>
+      <a:ln w="9525">
+        <a:solidFill>
+          <a:schemeClr val="dk1">
+            <a:lumMod val="35000"/>
+            <a:lumOff val="65000"/>
+          </a:schemeClr>
+        </a:solidFill>
+      </a:ln>
+    </cs:spPr>
+    <cs:defRPr sz="900" kern="1200"/>
+  </cs:dataTable>
+  <cs:downBar>
+    <cs:lnRef idx="0"/>
+    <cs:fillRef idx="0"/>
+    <cs:effectRef idx="0"/>
+    <cs:fontRef idx="minor">
+      <a:schemeClr val="dk1"/>
+    </cs:fontRef>
+    <cs:spPr>
+      <a:solidFill>
+        <a:schemeClr val="dk1">
+          <a:lumMod val="50000"/>
+          <a:lumOff val="50000"/>
+        </a:schemeClr>
+      </a:solidFill>
+      <a:ln w="9525">
+        <a:solidFill>
+          <a:schemeClr val="dk1">
+            <a:lumMod val="65000"/>
+            <a:lumOff val="35000"/>
+          </a:schemeClr>
+        </a:solidFill>
+      </a:ln>
+    </cs:spPr>
+  </cs:downBar>
+  <cs:dropLine>
+    <cs:lnRef idx="0"/>
+    <cs:fillRef idx="0"/>
+    <cs:effectRef idx="0"/>
+    <cs:fontRef idx="minor">
+      <a:schemeClr val="dk1"/>
+    </cs:fontRef>
+    <cs:spPr>
+      <a:ln w="9525">
+        <a:solidFill>
+          <a:schemeClr val="dk1">
+            <a:lumMod val="35000"/>
+            <a:lumOff val="65000"/>
+          </a:schemeClr>
+        </a:solidFill>
+        <a:prstDash val="dash"/>
+      </a:ln>
+    </cs:spPr>
+  </cs:dropLine>
+  <cs:errorBar>
+    <cs:lnRef idx="0"/>
+    <cs:fillRef idx="0"/>
+    <cs:effectRef idx="0"/>
+    <cs:fontRef idx="minor">
+      <a:schemeClr val="dk1"/>
+    </cs:fontRef>
+    <cs:spPr>
+      <a:ln w="9525">
+        <a:solidFill>
+          <a:schemeClr val="dk1">
+            <a:lumMod val="65000"/>
+            <a:lumOff val="35000"/>
+          </a:schemeClr>
+        </a:solidFill>
+        <a:round/>
+      </a:ln>
+    </cs:spPr>
+  </cs:errorBar>
+  <cs:floor>
+    <cs:lnRef idx="0"/>
+    <cs:fillRef idx="0"/>
+    <cs:effectRef idx="0"/>
+    <cs:fontRef idx="minor">
+      <a:schemeClr val="dk1"/>
+    </cs:fontRef>
+  </cs:floor>
+  <cs:gridlineMajor>
+    <cs:lnRef idx="0"/>
+    <cs:fillRef idx="0"/>
+    <cs:effectRef idx="0"/>
+    <cs:fontRef idx="minor">
+      <a:schemeClr val="dk1"/>
+    </cs:fontRef>
+    <cs:spPr>
+      <a:ln w="9525" cap="flat" cmpd="sng" algn="ctr">
+        <a:gradFill>
+          <a:gsLst>
+            <a:gs pos="100000">
+              <a:schemeClr val="dk1">
+                <a:lumMod val="95000"/>
+                <a:lumOff val="5000"/>
+                <a:alpha val="42000"/>
+              </a:schemeClr>
+            </a:gs>
+            <a:gs pos="0">
+              <a:schemeClr val="lt1">
+                <a:lumMod val="75000"/>
+                <a:alpha val="36000"/>
+              </a:schemeClr>
+            </a:gs>
+          </a:gsLst>
+          <a:lin ang="5400000" scaled="0"/>
+        </a:gradFill>
+        <a:round/>
+      </a:ln>
+    </cs:spPr>
+  </cs:gridlineMajor>
+  <cs:gridlineMinor>
+    <cs:lnRef idx="0"/>
+    <cs:fillRef idx="0"/>
+    <cs:effectRef idx="0"/>
+    <cs:fontRef idx="minor">
+      <a:schemeClr val="dk1"/>
+    </cs:fontRef>
+    <cs:spPr>
+      <a:ln>
+        <a:gradFill>
+          <a:gsLst>
+            <a:gs pos="100000">
+              <a:schemeClr val="dk1">
+                <a:lumMod val="95000"/>
+                <a:lumOff val="5000"/>
+                <a:alpha val="42000"/>
+              </a:schemeClr>
+            </a:gs>
+            <a:gs pos="0">
+              <a:schemeClr val="lt1">
+                <a:lumMod val="75000"/>
+                <a:alpha val="36000"/>
+              </a:schemeClr>
+            </a:gs>
+          </a:gsLst>
+          <a:lin ang="5400000" scaled="0"/>
+        </a:gradFill>
+      </a:ln>
+    </cs:spPr>
+  </cs:gridlineMinor>
+  <cs:hiLoLine>
+    <cs:lnRef idx="0"/>
+    <cs:fillRef idx="0"/>
+    <cs:effectRef idx="0"/>
+    <cs:fontRef idx="minor">
+      <a:schemeClr val="dk1"/>
+    </cs:fontRef>
+    <cs:spPr>
+      <a:ln w="9525">
+        <a:solidFill>
+          <a:schemeClr val="dk1">
+            <a:lumMod val="35000"/>
+            <a:lumOff val="65000"/>
+          </a:schemeClr>
+        </a:solidFill>
+        <a:prstDash val="dash"/>
+      </a:ln>
+    </cs:spPr>
+  </cs:hiLoLine>
+  <cs:leaderLine>
+    <cs:lnRef idx="0"/>
+    <cs:fillRef idx="0"/>
+    <cs:effectRef idx="0"/>
+    <cs:fontRef idx="minor">
+      <a:schemeClr val="dk1"/>
+    </cs:fontRef>
+    <cs:spPr>
+      <a:ln w="9525">
+        <a:solidFill>
+          <a:schemeClr val="dk1">
+            <a:lumMod val="50000"/>
+            <a:lumOff val="50000"/>
+          </a:schemeClr>
+        </a:solidFill>
+      </a:ln>
+    </cs:spPr>
+  </cs:leaderLine>
+  <cs:legend>
+    <cs:lnRef idx="0"/>
+    <cs:fillRef idx="0"/>
+    <cs:effectRef idx="0"/>
+    <cs:fontRef idx="minor">
+      <a:schemeClr val="dk1">
+        <a:lumMod val="75000"/>
+        <a:lumOff val="25000"/>
+      </a:schemeClr>
+    </cs:fontRef>
+    <cs:spPr>
+      <a:solidFill>
+        <a:schemeClr val="lt1">
+          <a:lumMod val="95000"/>
+          <a:alpha val="39000"/>
+        </a:schemeClr>
+      </a:solidFill>
+    </cs:spPr>
+    <cs:defRPr sz="900" kern="1200"/>
+  </cs:legend>
+  <cs:plotArea>
+    <cs:lnRef idx="0"/>
+    <cs:fillRef idx="0"/>
+    <cs:effectRef idx="0"/>
+    <cs:fontRef idx="minor">
+      <a:schemeClr val="dk1"/>
+    </cs:fontRef>
+  </cs:plotArea>
+  <cs:plotArea3D>
+    <cs:lnRef idx="0"/>
+    <cs:fillRef idx="0"/>
+    <cs:effectRef idx="0"/>
+    <cs:fontRef idx="minor">
+      <a:schemeClr val="dk1"/>
+    </cs:fontRef>
+  </cs:plotArea3D>
+  <cs:seriesAxis>
+    <cs:lnRef idx="0"/>
+    <cs:fillRef idx="0"/>
+    <cs:effectRef idx="0"/>
+    <cs:fontRef idx="minor">
+      <a:schemeClr val="dk1">
+        <a:lumMod val="75000"/>
+        <a:lumOff val="25000"/>
+      </a:schemeClr>
+    </cs:fontRef>
+    <cs:spPr>
+      <a:ln w="31750" cap="flat" cmpd="sng" algn="ctr">
+        <a:solidFill>
+          <a:schemeClr val="dk1">
+            <a:lumMod val="75000"/>
+            <a:lumOff val="25000"/>
+          </a:schemeClr>
+        </a:solidFill>
+        <a:round/>
+      </a:ln>
+    </cs:spPr>
+    <cs:defRPr sz="900" kern="1200"/>
+  </cs:seriesAxis>
+  <cs:seriesLine>
+    <cs:lnRef idx="0"/>
+    <cs:fillRef idx="0"/>
+    <cs:effectRef idx="0"/>
+    <cs:fontRef idx="minor">
+      <a:schemeClr val="dk1"/>
+    </cs:fontRef>
+    <cs:spPr>
+      <a:ln w="9525">
+        <a:solidFill>
+          <a:schemeClr val="dk1">
+            <a:lumMod val="50000"/>
+            <a:lumOff val="50000"/>
+          </a:schemeClr>
+        </a:solidFill>
+        <a:round/>
+      </a:ln>
+    </cs:spPr>
+  </cs:seriesLine>
+  <cs:title>
+    <cs:lnRef idx="0"/>
+    <cs:fillRef idx="0"/>
+    <cs:effectRef idx="0"/>
+    <cs:fontRef idx="minor">
+      <a:schemeClr val="dk1">
+        <a:lumMod val="75000"/>
+        <a:lumOff val="25000"/>
+      </a:schemeClr>
+    </cs:fontRef>
+    <cs:defRPr sz="1800" b="1" kern="1200" baseline="0"/>
+  </cs:title>
+  <cs:trendline>
+    <cs:lnRef idx="0">
+      <cs:styleClr val="auto"/>
+    </cs:lnRef>
+    <cs:fillRef idx="0"/>
+    <cs:effectRef idx="0"/>
+    <cs:fontRef idx="minor">
+      <a:schemeClr val="dk1"/>
+    </cs:fontRef>
+    <cs:spPr>
+      <a:ln w="19050" cap="rnd">
+        <a:solidFill>
+          <a:schemeClr val="phClr"/>
+        </a:solidFill>
+      </a:ln>
+    </cs:spPr>
+  </cs:trendline>
+  <cs:trendlineLabel>
+    <cs:lnRef idx="0"/>
+    <cs:fillRef idx="0"/>
+    <cs:effectRef idx="0"/>
+    <cs:fontRef idx="minor">
+      <a:schemeClr val="dk1">
+        <a:lumMod val="75000"/>
+        <a:lumOff val="25000"/>
+      </a:schemeClr>
+    </cs:fontRef>
+    <cs:defRPr sz="900" kern="1200"/>
+  </cs:trendlineLabel>
+  <cs:upBar>
+    <cs:lnRef idx="0"/>
+    <cs:fillRef idx="0"/>
+    <cs:effectRef idx="0"/>
+    <cs:fontRef idx="minor">
+      <a:schemeClr val="dk1"/>
+    </cs:fontRef>
+    <cs:spPr>
+      <a:solidFill>
+        <a:schemeClr val="lt1"/>
+      </a:solidFill>
+      <a:ln w="9525">
+        <a:solidFill>
+          <a:schemeClr val="dk1">
+            <a:lumMod val="65000"/>
+            <a:lumOff val="35000"/>
+          </a:schemeClr>
+        </a:solidFill>
+      </a:ln>
+    </cs:spPr>
+  </cs:upBar>
+  <cs:valueAxis>
+    <cs:lnRef idx="0"/>
+    <cs:fillRef idx="0"/>
+    <cs:effectRef idx="0"/>
+    <cs:fontRef idx="minor">
+      <a:schemeClr val="dk1">
+        <a:lumMod val="75000"/>
+        <a:lumOff val="25000"/>
+      </a:schemeClr>
+    </cs:fontRef>
+    <cs:spPr>
+      <a:ln>
+        <a:noFill/>
+      </a:ln>
+    </cs:spPr>
+    <cs:defRPr sz="900" kern="1200"/>
+  </cs:valueAxis>
+  <cs:wall>
+    <cs:lnRef idx="0"/>
+    <cs:fillRef idx="0"/>
+    <cs:effectRef idx="0"/>
+    <cs:fontRef idx="minor">
+      <a:schemeClr val="dk1"/>
+    </cs:fontRef>
+  </cs:wall>
+</cs:chartStyle>
+</file>
+
+<file path=word/charts/style3.xml><?xml version="1.0" encoding="utf-8"?>
+<cs:chartStyle xmlns:cs="http://schemas.microsoft.com/office/drawing/2012/chartStyle" xmlns:a="http://schemas.openxmlformats.org/drawingml/2006/main" id="205">
+  <cs:axisTitle>
+    <cs:lnRef idx="0"/>
+    <cs:fillRef idx="0"/>
+    <cs:effectRef idx="0"/>
+    <cs:fontRef idx="minor">
+      <a:schemeClr val="dk1">
+        <a:lumMod val="75000"/>
+        <a:lumOff val="25000"/>
+      </a:schemeClr>
+    </cs:fontRef>
+    <cs:defRPr sz="900" b="1" kern="1200"/>
+  </cs:axisTitle>
+  <cs:categoryAxis>
+    <cs:lnRef idx="0"/>
+    <cs:fillRef idx="0"/>
+    <cs:effectRef idx="0"/>
+    <cs:fontRef idx="minor">
+      <a:schemeClr val="dk1">
+        <a:lumMod val="75000"/>
+        <a:lumOff val="25000"/>
+      </a:schemeClr>
+    </cs:fontRef>
+    <cs:spPr>
+      <a:ln w="19050" cap="flat" cmpd="sng" algn="ctr">
+        <a:solidFill>
+          <a:schemeClr val="dk1">
+            <a:lumMod val="75000"/>
+            <a:lumOff val="25000"/>
+          </a:schemeClr>
+        </a:solidFill>
+        <a:round/>
+      </a:ln>
+    </cs:spPr>
+    <cs:defRPr sz="900" kern="1200" cap="all" baseline="0"/>
+  </cs:categoryAxis>
+  <cs:chartArea>
+    <cs:lnRef idx="0"/>
+    <cs:fillRef idx="0"/>
+    <cs:effectRef idx="0"/>
+    <cs:fontRef idx="minor">
+      <a:schemeClr val="dk1"/>
+    </cs:fontRef>
+    <cs:spPr>
+      <a:gradFill flip="none" rotWithShape="1">
+        <a:gsLst>
+          <a:gs pos="0">
+            <a:schemeClr val="lt1"/>
+          </a:gs>
+          <a:gs pos="39000">
+            <a:schemeClr val="lt1"/>
+          </a:gs>
+          <a:gs pos="100000">
+            <a:schemeClr val="lt1">
+              <a:lumMod val="75000"/>
+            </a:schemeClr>
+          </a:gs>
+        </a:gsLst>
+        <a:path path="circle">
+          <a:fillToRect l="50000" t="-80000" r="50000" b="180000"/>
+        </a:path>
+        <a:tileRect/>
+      </a:gradFill>
+      <a:ln w="9525" cap="flat" cmpd="sng" algn="ctr">
+        <a:solidFill>
+          <a:schemeClr val="dk1">
+            <a:lumMod val="25000"/>
+            <a:lumOff val="75000"/>
+          </a:schemeClr>
+        </a:solidFill>
+        <a:round/>
+      </a:ln>
+    </cs:spPr>
+    <cs:defRPr sz="900" kern="1200"/>
+  </cs:chartArea>
+  <cs:dataLabel>
+    <cs:lnRef idx="0"/>
+    <cs:fillRef idx="0"/>
+    <cs:effectRef idx="0"/>
+    <cs:fontRef idx="minor">
+      <a:schemeClr val="lt1"/>
+    </cs:fontRef>
+    <cs:defRPr sz="900" b="1" i="0" u="none" strike="noStrike" kern="1200" baseline="0"/>
+  </cs:dataLabel>
+  <cs:dataLabelCallout>
+    <cs:lnRef idx="0"/>
+    <cs:fillRef idx="0"/>
+    <cs:effectRef idx="0"/>
+    <cs:fontRef idx="minor">
+      <a:schemeClr val="lt1"/>
+    </cs:fontRef>
+    <cs:spPr>
+      <a:solidFill>
+        <a:schemeClr val="dk1">
+          <a:lumMod val="65000"/>
+          <a:lumOff val="35000"/>
+          <a:alpha val="75000"/>
+        </a:schemeClr>
+      </a:solidFill>
+    </cs:spPr>
+    <cs:defRPr sz="900" b="1" kern="1200"/>
+    <cs:bodyPr rot="0" spcFirstLastPara="1" vertOverflow="clip" horzOverflow="clip" vert="horz" wrap="square" lIns="36576" tIns="18288" rIns="36576" bIns="18288" anchor="ctr" anchorCtr="1">
+      <a:spAutoFit/>
+    </cs:bodyPr>
+  </cs:dataLabelCallout>
+  <cs:dataPoint>
+    <cs:lnRef idx="0"/>
+    <cs:fillRef idx="0">
+      <cs:styleClr val="auto"/>
+    </cs:fillRef>
+    <cs:effectRef idx="0"/>
+    <cs:fontRef idx="minor">
+      <a:schemeClr val="dk1"/>
+    </cs:fontRef>
+    <cs:spPr>
+      <a:solidFill>
+        <a:schemeClr val="phClr">
+          <a:alpha val="85000"/>
+        </a:schemeClr>
+      </a:solidFill>
+      <a:ln w="9525" cap="flat" cmpd="sng" algn="ctr">
+        <a:solidFill>
+          <a:schemeClr val="lt1">
+            <a:alpha val="50000"/>
+          </a:schemeClr>
+        </a:solidFill>
+        <a:round/>
+      </a:ln>
+    </cs:spPr>
+  </cs:dataPoint>
+  <cs:dataPoint3D>
+    <cs:lnRef idx="0"/>
+    <cs:fillRef idx="0">
+      <cs:styleClr val="auto"/>
+    </cs:fillRef>
+    <cs:effectRef idx="0"/>
+    <cs:fontRef idx="minor">
+      <a:schemeClr val="dk1"/>
+    </cs:fontRef>
+    <cs:spPr>
+      <a:solidFill>
+        <a:schemeClr val="phClr">
+          <a:alpha val="85000"/>
+        </a:schemeClr>
+      </a:solidFill>
+      <a:ln w="9525" cap="flat" cmpd="sng" algn="ctr">
+        <a:solidFill>
+          <a:schemeClr val="lt1">
+            <a:alpha val="50000"/>
+          </a:schemeClr>
+        </a:solidFill>
+        <a:round/>
+      </a:ln>
+    </cs:spPr>
+  </cs:dataPoint3D>
+  <cs:dataPointLine>
+    <cs:lnRef idx="0">
+      <cs:styleClr val="auto"/>
+    </cs:lnRef>
+    <cs:fillRef idx="0"/>
+    <cs:effectRef idx="0"/>
+    <cs:fontRef idx="minor">
+      <a:schemeClr val="dk1"/>
+    </cs:fontRef>
+    <cs:spPr>
+      <a:ln w="31750" cap="rnd">
+        <a:solidFill>
+          <a:schemeClr val="phClr">
+            <a:alpha val="85000"/>
+          </a:schemeClr>
+        </a:solidFill>
+        <a:round/>
+      </a:ln>
+    </cs:spPr>
+  </cs:dataPointLine>
+  <cs:dataPointMarker>
+    <cs:lnRef idx="0"/>
+    <cs:fillRef idx="0">
+      <cs:styleClr val="auto"/>
+    </cs:fillRef>
+    <cs:effectRef idx="0"/>
+    <cs:fontRef idx="minor">
+      <a:schemeClr val="dk1"/>
+    </cs:fontRef>
+    <cs:spPr>
+      <a:solidFill>
+        <a:schemeClr val="phClr">
+          <a:alpha val="85000"/>
+        </a:schemeClr>
+      </a:solidFill>
+    </cs:spPr>
+  </cs:dataPointMarker>
+  <cs:dataPointMarkerLayout symbol="circle" size="6"/>
+  <cs:dataPointWireframe>
+    <cs:lnRef idx="0">
+      <cs:styleClr val="auto"/>
+    </cs:lnRef>
+    <cs:fillRef idx="0"/>
+    <cs:effectRef idx="0"/>
+    <cs:fontRef idx="minor">
+      <a:schemeClr val="dk1"/>
+    </cs:fontRef>
+    <cs:spPr>
+      <a:ln w="9525" cap="rnd">
+        <a:solidFill>
+          <a:schemeClr val="phClr"/>
+        </a:solidFill>
+        <a:round/>
+      </a:ln>
+    </cs:spPr>
+  </cs:dataPointWireframe>
+  <cs:dataTable>
+    <cs:lnRef idx="0"/>
+    <cs:fillRef idx="0"/>
+    <cs:effectRef idx="0"/>
+    <cs:fontRef idx="minor">
+      <a:schemeClr val="dk1">
+        <a:lumMod val="75000"/>
+        <a:lumOff val="25000"/>
+      </a:schemeClr>
+    </cs:fontRef>
+    <cs:spPr>
+      <a:ln w="9525">
+        <a:solidFill>
+          <a:schemeClr val="dk1">
+            <a:lumMod val="35000"/>
+            <a:lumOff val="65000"/>
+          </a:schemeClr>
+        </a:solidFill>
+      </a:ln>
+    </cs:spPr>
+    <cs:defRPr sz="900" kern="1200"/>
+  </cs:dataTable>
+  <cs:downBar>
+    <cs:lnRef idx="0"/>
+    <cs:fillRef idx="0"/>
+    <cs:effectRef idx="0"/>
+    <cs:fontRef idx="minor">
+      <a:schemeClr val="dk1"/>
+    </cs:fontRef>
+    <cs:spPr>
+      <a:solidFill>
+        <a:schemeClr val="dk1">
+          <a:lumMod val="50000"/>
+          <a:lumOff val="50000"/>
+        </a:schemeClr>
+      </a:solidFill>
+      <a:ln w="9525">
+        <a:solidFill>
+          <a:schemeClr val="dk1">
+            <a:lumMod val="65000"/>
+            <a:lumOff val="35000"/>
+          </a:schemeClr>
+        </a:solidFill>
+      </a:ln>
+    </cs:spPr>
+  </cs:downBar>
+  <cs:dropLine>
+    <cs:lnRef idx="0"/>
+    <cs:fillRef idx="0"/>
+    <cs:effectRef idx="0"/>
+    <cs:fontRef idx="minor">
+      <a:schemeClr val="dk1"/>
+    </cs:fontRef>
+    <cs:spPr>
+      <a:ln w="9525">
+        <a:solidFill>
+          <a:schemeClr val="dk1">
+            <a:lumMod val="35000"/>
+            <a:lumOff val="65000"/>
+          </a:schemeClr>
+        </a:solidFill>
+        <a:prstDash val="dash"/>
+      </a:ln>
+    </cs:spPr>
+  </cs:dropLine>
+  <cs:errorBar>
+    <cs:lnRef idx="0"/>
+    <cs:fillRef idx="0"/>
+    <cs:effectRef idx="0"/>
+    <cs:fontRef idx="minor">
+      <a:schemeClr val="dk1"/>
+    </cs:fontRef>
+    <cs:spPr>
+      <a:ln w="9525">
+        <a:solidFill>
+          <a:schemeClr val="dk1">
+            <a:lumMod val="65000"/>
+            <a:lumOff val="35000"/>
+          </a:schemeClr>
+        </a:solidFill>
+        <a:round/>
+      </a:ln>
+    </cs:spPr>
+  </cs:errorBar>
+  <cs:floor>
+    <cs:lnRef idx="0"/>
+    <cs:fillRef idx="0"/>
+    <cs:effectRef idx="0"/>
+    <cs:fontRef idx="minor">
+      <a:schemeClr val="dk1"/>
+    </cs:fontRef>
+  </cs:floor>
+  <cs:gridlineMajor>
+    <cs:lnRef idx="0"/>
+    <cs:fillRef idx="0"/>
+    <cs:effectRef idx="0"/>
+    <cs:fontRef idx="minor">
+      <a:schemeClr val="dk1"/>
+    </cs:fontRef>
+    <cs:spPr>
+      <a:ln w="9525" cap="flat" cmpd="sng" algn="ctr">
+        <a:gradFill>
+          <a:gsLst>
+            <a:gs pos="100000">
+              <a:schemeClr val="dk1">
+                <a:lumMod val="95000"/>
+                <a:lumOff val="5000"/>
+                <a:alpha val="42000"/>
+              </a:schemeClr>
+            </a:gs>
+            <a:gs pos="0">
+              <a:schemeClr val="lt1">
+                <a:lumMod val="75000"/>
+                <a:alpha val="36000"/>
+              </a:schemeClr>
+            </a:gs>
+          </a:gsLst>
+          <a:lin ang="5400000" scaled="0"/>
+        </a:gradFill>
+        <a:round/>
+      </a:ln>
+    </cs:spPr>
+  </cs:gridlineMajor>
+  <cs:gridlineMinor>
+    <cs:lnRef idx="0"/>
+    <cs:fillRef idx="0"/>
+    <cs:effectRef idx="0"/>
+    <cs:fontRef idx="minor">
+      <a:schemeClr val="dk1"/>
+    </cs:fontRef>
+    <cs:spPr>
+      <a:ln>
+        <a:gradFill>
+          <a:gsLst>
+            <a:gs pos="100000">
+              <a:schemeClr val="dk1">
+                <a:lumMod val="95000"/>
+                <a:lumOff val="5000"/>
+                <a:alpha val="42000"/>
+              </a:schemeClr>
+            </a:gs>
+            <a:gs pos="0">
+              <a:schemeClr val="lt1">
+                <a:lumMod val="75000"/>
+                <a:alpha val="36000"/>
+              </a:schemeClr>
+            </a:gs>
+          </a:gsLst>
+          <a:lin ang="5400000" scaled="0"/>
+        </a:gradFill>
+      </a:ln>
+    </cs:spPr>
+  </cs:gridlineMinor>
+  <cs:hiLoLine>
+    <cs:lnRef idx="0"/>
+    <cs:fillRef idx="0"/>
+    <cs:effectRef idx="0"/>
+    <cs:fontRef idx="minor">
+      <a:schemeClr val="dk1"/>
+    </cs:fontRef>
+    <cs:spPr>
+      <a:ln w="9525">
+        <a:solidFill>
+          <a:schemeClr val="dk1">
+            <a:lumMod val="35000"/>
+            <a:lumOff val="65000"/>
+          </a:schemeClr>
+        </a:solidFill>
+        <a:prstDash val="dash"/>
+      </a:ln>
+    </cs:spPr>
+  </cs:hiLoLine>
+  <cs:leaderLine>
+    <cs:lnRef idx="0"/>
+    <cs:fillRef idx="0"/>
+    <cs:effectRef idx="0"/>
+    <cs:fontRef idx="minor">
+      <a:schemeClr val="dk1"/>
+    </cs:fontRef>
+    <cs:spPr>
+      <a:ln w="9525">
+        <a:solidFill>
+          <a:schemeClr val="dk1">
+            <a:lumMod val="50000"/>
+            <a:lumOff val="50000"/>
+          </a:schemeClr>
+        </a:solidFill>
+      </a:ln>
+    </cs:spPr>
+  </cs:leaderLine>
+  <cs:legend>
+    <cs:lnRef idx="0"/>
+    <cs:fillRef idx="0"/>
+    <cs:effectRef idx="0"/>
+    <cs:fontRef idx="minor">
+      <a:schemeClr val="dk1">
+        <a:lumMod val="75000"/>
+        <a:lumOff val="25000"/>
+      </a:schemeClr>
+    </cs:fontRef>
+    <cs:spPr>
+      <a:solidFill>
+        <a:schemeClr val="lt1">
+          <a:lumMod val="95000"/>
+          <a:alpha val="39000"/>
+        </a:schemeClr>
+      </a:solidFill>
+    </cs:spPr>
+    <cs:defRPr sz="900" kern="1200"/>
+  </cs:legend>
+  <cs:plotArea>
+    <cs:lnRef idx="0"/>
+    <cs:fillRef idx="0"/>
+    <cs:effectRef idx="0"/>
+    <cs:fontRef idx="minor">
+      <a:schemeClr val="dk1"/>
+    </cs:fontRef>
+  </cs:plotArea>
+  <cs:plotArea3D>
+    <cs:lnRef idx="0"/>
+    <cs:fillRef idx="0"/>
+    <cs:effectRef idx="0"/>
+    <cs:fontRef idx="minor">
+      <a:schemeClr val="dk1"/>
+    </cs:fontRef>
+  </cs:plotArea3D>
+  <cs:seriesAxis>
+    <cs:lnRef idx="0"/>
+    <cs:fillRef idx="0"/>
+    <cs:effectRef idx="0"/>
+    <cs:fontRef idx="minor">
+      <a:schemeClr val="dk1">
+        <a:lumMod val="75000"/>
+        <a:lumOff val="25000"/>
+      </a:schemeClr>
+    </cs:fontRef>
+    <cs:spPr>
+      <a:ln w="31750" cap="flat" cmpd="sng" algn="ctr">
+        <a:solidFill>
+          <a:schemeClr val="dk1">
+            <a:lumMod val="75000"/>
+            <a:lumOff val="25000"/>
+          </a:schemeClr>
+        </a:solidFill>
+        <a:round/>
+      </a:ln>
+    </cs:spPr>
+    <cs:defRPr sz="900" kern="1200"/>
+  </cs:seriesAxis>
+  <cs:seriesLine>
+    <cs:lnRef idx="0"/>
+    <cs:fillRef idx="0"/>
+    <cs:effectRef idx="0"/>
+    <cs:fontRef idx="minor">
+      <a:schemeClr val="dk1"/>
+    </cs:fontRef>
+    <cs:spPr>
+      <a:ln w="9525">
+        <a:solidFill>
+          <a:schemeClr val="dk1">
+            <a:lumMod val="50000"/>
+            <a:lumOff val="50000"/>
+          </a:schemeClr>
+        </a:solidFill>
+        <a:round/>
+      </a:ln>
+    </cs:spPr>
+  </cs:seriesLine>
+  <cs:title>
+    <cs:lnRef idx="0"/>
+    <cs:fillRef idx="0"/>
+    <cs:effectRef idx="0"/>
+    <cs:fontRef idx="minor">
+      <a:schemeClr val="dk1">
+        <a:lumMod val="75000"/>
+        <a:lumOff val="25000"/>
+      </a:schemeClr>
+    </cs:fontRef>
+    <cs:defRPr sz="1800" b="1" kern="1200" baseline="0"/>
+  </cs:title>
+  <cs:trendline>
+    <cs:lnRef idx="0">
+      <cs:styleClr val="auto"/>
+    </cs:lnRef>
+    <cs:fillRef idx="0"/>
+    <cs:effectRef idx="0"/>
+    <cs:fontRef idx="minor">
+      <a:schemeClr val="dk1"/>
+    </cs:fontRef>
+    <cs:spPr>
+      <a:ln w="19050" cap="rnd">
+        <a:solidFill>
+          <a:schemeClr val="phClr"/>
+        </a:solidFill>
+      </a:ln>
+    </cs:spPr>
+  </cs:trendline>
+  <cs:trendlineLabel>
+    <cs:lnRef idx="0"/>
+    <cs:fillRef idx="0"/>
+    <cs:effectRef idx="0"/>
+    <cs:fontRef idx="minor">
+      <a:schemeClr val="dk1">
+        <a:lumMod val="75000"/>
+        <a:lumOff val="25000"/>
+      </a:schemeClr>
+    </cs:fontRef>
+    <cs:defRPr sz="900" kern="1200"/>
+  </cs:trendlineLabel>
+  <cs:upBar>
+    <cs:lnRef idx="0"/>
+    <cs:fillRef idx="0"/>
+    <cs:effectRef idx="0"/>
+    <cs:fontRef idx="minor">
+      <a:schemeClr val="dk1"/>
+    </cs:fontRef>
+    <cs:spPr>
+      <a:solidFill>
+        <a:schemeClr val="lt1"/>
+      </a:solidFill>
+      <a:ln w="9525">
+        <a:solidFill>
+          <a:schemeClr val="dk1">
+            <a:lumMod val="65000"/>
+            <a:lumOff val="35000"/>
+          </a:schemeClr>
+        </a:solidFill>
+      </a:ln>
+    </cs:spPr>
+  </cs:upBar>
+  <cs:valueAxis>
+    <cs:lnRef idx="0"/>
+    <cs:fillRef idx="0"/>
+    <cs:effectRef idx="0"/>
+    <cs:fontRef idx="minor">
+      <a:schemeClr val="dk1">
+        <a:lumMod val="75000"/>
+        <a:lumOff val="25000"/>
+      </a:schemeClr>
+    </cs:fontRef>
+    <cs:spPr>
+      <a:ln>
+        <a:noFill/>
+      </a:ln>
+    </cs:spPr>
+    <cs:defRPr sz="900" kern="1200"/>
+  </cs:valueAxis>
+  <cs:wall>
+    <cs:lnRef idx="0"/>
+    <cs:fillRef idx="0"/>
+    <cs:effectRef idx="0"/>
+    <cs:fontRef idx="minor">
+      <a:schemeClr val="dk1"/>
+    </cs:fontRef>
+  </cs:wall>
+</cs:chartStyle>
+</file>
+
+<file path=word/charts/style4.xml><?xml version="1.0" encoding="utf-8"?>
+<cs:chartStyle xmlns:cs="http://schemas.microsoft.com/office/drawing/2012/chartStyle" xmlns:a="http://schemas.openxmlformats.org/drawingml/2006/main" id="205">
+  <cs:axisTitle>
+    <cs:lnRef idx="0"/>
+    <cs:fillRef idx="0"/>
+    <cs:effectRef idx="0"/>
+    <cs:fontRef idx="minor">
+      <a:schemeClr val="dk1">
+        <a:lumMod val="75000"/>
+        <a:lumOff val="25000"/>
+      </a:schemeClr>
+    </cs:fontRef>
+    <cs:defRPr sz="900" b="1" kern="1200"/>
+  </cs:axisTitle>
+  <cs:categoryAxis>
+    <cs:lnRef idx="0"/>
+    <cs:fillRef idx="0"/>
+    <cs:effectRef idx="0"/>
+    <cs:fontRef idx="minor">
+      <a:schemeClr val="dk1">
+        <a:lumMod val="75000"/>
+        <a:lumOff val="25000"/>
+      </a:schemeClr>
+    </cs:fontRef>
+    <cs:spPr>
+      <a:ln w="19050" cap="flat" cmpd="sng" algn="ctr">
+        <a:solidFill>
+          <a:schemeClr val="dk1">
+            <a:lumMod val="75000"/>
+            <a:lumOff val="25000"/>
+          </a:schemeClr>
+        </a:solidFill>
+        <a:round/>
+      </a:ln>
+    </cs:spPr>
+    <cs:defRPr sz="900" kern="1200" cap="all" baseline="0"/>
+  </cs:categoryAxis>
+  <cs:chartArea>
+    <cs:lnRef idx="0"/>
+    <cs:fillRef idx="0"/>
+    <cs:effectRef idx="0"/>
+    <cs:fontRef idx="minor">
+      <a:schemeClr val="dk1"/>
+    </cs:fontRef>
+    <cs:spPr>
+      <a:gradFill flip="none" rotWithShape="1">
+        <a:gsLst>
+          <a:gs pos="0">
+            <a:schemeClr val="lt1"/>
+          </a:gs>
+          <a:gs pos="39000">
+            <a:schemeClr val="lt1"/>
+          </a:gs>
+          <a:gs pos="100000">
+            <a:schemeClr val="lt1">
+              <a:lumMod val="75000"/>
+            </a:schemeClr>
+          </a:gs>
+        </a:gsLst>
+        <a:path path="circle">
+          <a:fillToRect l="50000" t="-80000" r="50000" b="180000"/>
+        </a:path>
+        <a:tileRect/>
+      </a:gradFill>
+      <a:ln w="9525" cap="flat" cmpd="sng" algn="ctr">
+        <a:solidFill>
+          <a:schemeClr val="dk1">
+            <a:lumMod val="25000"/>
+            <a:lumOff val="75000"/>
+          </a:schemeClr>
+        </a:solidFill>
+        <a:round/>
+      </a:ln>
+    </cs:spPr>
+    <cs:defRPr sz="900" kern="1200"/>
+  </cs:chartArea>
+  <cs:dataLabel>
+    <cs:lnRef idx="0"/>
+    <cs:fillRef idx="0"/>
+    <cs:effectRef idx="0"/>
+    <cs:fontRef idx="minor">
+      <a:schemeClr val="lt1"/>
+    </cs:fontRef>
+    <cs:defRPr sz="900" b="1" i="0" u="none" strike="noStrike" kern="1200" baseline="0"/>
+  </cs:dataLabel>
+  <cs:dataLabelCallout>
+    <cs:lnRef idx="0"/>
+    <cs:fillRef idx="0"/>
+    <cs:effectRef idx="0"/>
+    <cs:fontRef idx="minor">
+      <a:schemeClr val="lt1"/>
+    </cs:fontRef>
+    <cs:spPr>
+      <a:solidFill>
+        <a:schemeClr val="dk1">
+          <a:lumMod val="65000"/>
+          <a:lumOff val="35000"/>
+          <a:alpha val="75000"/>
+        </a:schemeClr>
+      </a:solidFill>
+    </cs:spPr>
+    <cs:defRPr sz="900" b="1" kern="1200"/>
+    <cs:bodyPr rot="0" spcFirstLastPara="1" vertOverflow="clip" horzOverflow="clip" vert="horz" wrap="square" lIns="36576" tIns="18288" rIns="36576" bIns="18288" anchor="ctr" anchorCtr="1">
+      <a:spAutoFit/>
+    </cs:bodyPr>
+  </cs:dataLabelCallout>
+  <cs:dataPoint>
+    <cs:lnRef idx="0"/>
+    <cs:fillRef idx="0">
+      <cs:styleClr val="auto"/>
+    </cs:fillRef>
+    <cs:effectRef idx="0"/>
+    <cs:fontRef idx="minor">
+      <a:schemeClr val="dk1"/>
+    </cs:fontRef>
+    <cs:spPr>
+      <a:solidFill>
+        <a:schemeClr val="phClr">
+          <a:alpha val="85000"/>
+        </a:schemeClr>
+      </a:solidFill>
+      <a:ln w="9525" cap="flat" cmpd="sng" algn="ctr">
+        <a:solidFill>
+          <a:schemeClr val="lt1">
+            <a:alpha val="50000"/>
+          </a:schemeClr>
+        </a:solidFill>
+        <a:round/>
+      </a:ln>
+    </cs:spPr>
+  </cs:dataPoint>
+  <cs:dataPoint3D>
+    <cs:lnRef idx="0"/>
+    <cs:fillRef idx="0">
+      <cs:styleClr val="auto"/>
+    </cs:fillRef>
+    <cs:effectRef idx="0"/>
+    <cs:fontRef idx="minor">
+      <a:schemeClr val="dk1"/>
+    </cs:fontRef>
+    <cs:spPr>
+      <a:solidFill>
+        <a:schemeClr val="phClr">
+          <a:alpha val="85000"/>
+        </a:schemeClr>
+      </a:solidFill>
+      <a:ln w="9525" cap="flat" cmpd="sng" algn="ctr">
+        <a:solidFill>
+          <a:schemeClr val="lt1">
+            <a:alpha val="50000"/>
+          </a:schemeClr>
+        </a:solidFill>
+        <a:round/>
+      </a:ln>
+    </cs:spPr>
+  </cs:dataPoint3D>
+  <cs:dataPointLine>
+    <cs:lnRef idx="0">
+      <cs:styleClr val="auto"/>
+    </cs:lnRef>
+    <cs:fillRef idx="0"/>
+    <cs:effectRef idx="0"/>
+    <cs:fontRef idx="minor">
+      <a:schemeClr val="dk1"/>
+    </cs:fontRef>
+    <cs:spPr>
+      <a:ln w="31750" cap="rnd">
+        <a:solidFill>
+          <a:schemeClr val="phClr">
+            <a:alpha val="85000"/>
+          </a:schemeClr>
+        </a:solidFill>
+        <a:round/>
+      </a:ln>
+    </cs:spPr>
+  </cs:dataPointLine>
+  <cs:dataPointMarker>
+    <cs:lnRef idx="0"/>
+    <cs:fillRef idx="0">
+      <cs:styleClr val="auto"/>
+    </cs:fillRef>
+    <cs:effectRef idx="0"/>
+    <cs:fontRef idx="minor">
+      <a:schemeClr val="dk1"/>
+    </cs:fontRef>
+    <cs:spPr>
+      <a:solidFill>
+        <a:schemeClr val="phClr">
+          <a:alpha val="85000"/>
+        </a:schemeClr>
+      </a:solidFill>
+    </cs:spPr>
+  </cs:dataPointMarker>
+  <cs:dataPointMarkerLayout symbol="circle" size="6"/>
+  <cs:dataPointWireframe>
+    <cs:lnRef idx="0">
+      <cs:styleClr val="auto"/>
+    </cs:lnRef>
+    <cs:fillRef idx="0"/>
+    <cs:effectRef idx="0"/>
+    <cs:fontRef idx="minor">
+      <a:schemeClr val="dk1"/>
+    </cs:fontRef>
+    <cs:spPr>
+      <a:ln w="9525" cap="rnd">
+        <a:solidFill>
+          <a:schemeClr val="phClr"/>
+        </a:solidFill>
+        <a:round/>
+      </a:ln>
+    </cs:spPr>
+  </cs:dataPointWireframe>
+  <cs:dataTable>
+    <cs:lnRef idx="0"/>
+    <cs:fillRef idx="0"/>
+    <cs:effectRef idx="0"/>
+    <cs:fontRef idx="minor">
+      <a:schemeClr val="dk1">
+        <a:lumMod val="75000"/>
+        <a:lumOff val="25000"/>
+      </a:schemeClr>
+    </cs:fontRef>
+    <cs:spPr>
+      <a:ln w="9525">
+        <a:solidFill>
+          <a:schemeClr val="dk1">
+            <a:lumMod val="35000"/>
+            <a:lumOff val="65000"/>
+          </a:schemeClr>
+        </a:solidFill>
+      </a:ln>
+    </cs:spPr>
+    <cs:defRPr sz="900" kern="1200"/>
+  </cs:dataTable>
+  <cs:downBar>
+    <cs:lnRef idx="0"/>
+    <cs:fillRef idx="0"/>
+    <cs:effectRef idx="0"/>
+    <cs:fontRef idx="minor">
+      <a:schemeClr val="dk1"/>
+    </cs:fontRef>
+    <cs:spPr>
+      <a:solidFill>
+        <a:schemeClr val="dk1">
+          <a:lumMod val="50000"/>
+          <a:lumOff val="50000"/>
+        </a:schemeClr>
+      </a:solidFill>
+      <a:ln w="9525">
+        <a:solidFill>
+          <a:schemeClr val="dk1">
+            <a:lumMod val="65000"/>
+            <a:lumOff val="35000"/>
+          </a:schemeClr>
+        </a:solidFill>
+      </a:ln>
+    </cs:spPr>
+  </cs:downBar>
+  <cs:dropLine>
+    <cs:lnRef idx="0"/>
+    <cs:fillRef idx="0"/>
+    <cs:effectRef idx="0"/>
+    <cs:fontRef idx="minor">
+      <a:schemeClr val="dk1"/>
+    </cs:fontRef>
+    <cs:spPr>
+      <a:ln w="9525">
+        <a:solidFill>
+          <a:schemeClr val="dk1">
+            <a:lumMod val="35000"/>
+            <a:lumOff val="65000"/>
+          </a:schemeClr>
+        </a:solidFill>
+        <a:prstDash val="dash"/>
+      </a:ln>
+    </cs:spPr>
+  </cs:dropLine>
+  <cs:errorBar>
+    <cs:lnRef idx="0"/>
+    <cs:fillRef idx="0"/>
+    <cs:effectRef idx="0"/>
+    <cs:fontRef idx="minor">
+      <a:schemeClr val="dk1"/>
+    </cs:fontRef>
+    <cs:spPr>
+      <a:ln w="9525">
+        <a:solidFill>
+          <a:schemeClr val="dk1">
+            <a:lumMod val="65000"/>
+            <a:lumOff val="35000"/>
+          </a:schemeClr>
+        </a:solidFill>
+        <a:round/>
+      </a:ln>
+    </cs:spPr>
+  </cs:errorBar>
+  <cs:floor>
+    <cs:lnRef idx="0"/>
+    <cs:fillRef idx="0"/>
+    <cs:effectRef idx="0"/>
+    <cs:fontRef idx="minor">
+      <a:schemeClr val="dk1"/>
+    </cs:fontRef>
+  </cs:floor>
+  <cs:gridlineMajor>
+    <cs:lnRef idx="0"/>
+    <cs:fillRef idx="0"/>
+    <cs:effectRef idx="0"/>
+    <cs:fontRef idx="minor">
+      <a:schemeClr val="dk1"/>
+    </cs:fontRef>
+    <cs:spPr>
+      <a:ln w="9525" cap="flat" cmpd="sng" algn="ctr">
+        <a:gradFill>
+          <a:gsLst>
+            <a:gs pos="100000">
+              <a:schemeClr val="dk1">
+                <a:lumMod val="95000"/>
+                <a:lumOff val="5000"/>
+                <a:alpha val="42000"/>
+              </a:schemeClr>
+            </a:gs>
+            <a:gs pos="0">
+              <a:schemeClr val="lt1">
+                <a:lumMod val="75000"/>
+                <a:alpha val="36000"/>
+              </a:schemeClr>
+            </a:gs>
+          </a:gsLst>
+          <a:lin ang="5400000" scaled="0"/>
+        </a:gradFill>
+        <a:round/>
+      </a:ln>
+    </cs:spPr>
+  </cs:gridlineMajor>
+  <cs:gridlineMinor>
+    <cs:lnRef idx="0"/>
+    <cs:fillRef idx="0"/>
+    <cs:effectRef idx="0"/>
+    <cs:fontRef idx="minor">
+      <a:schemeClr val="dk1"/>
+    </cs:fontRef>
+    <cs:spPr>
+      <a:ln>
+        <a:gradFill>
+          <a:gsLst>
+            <a:gs pos="100000">
+              <a:schemeClr val="dk1">
+                <a:lumMod val="95000"/>
+                <a:lumOff val="5000"/>
+                <a:alpha val="42000"/>
+              </a:schemeClr>
+            </a:gs>
+            <a:gs pos="0">
+              <a:schemeClr val="lt1">
+                <a:lumMod val="75000"/>
+                <a:alpha val="36000"/>
+              </a:schemeClr>
+            </a:gs>
+          </a:gsLst>
+          <a:lin ang="5400000" scaled="0"/>
+        </a:gradFill>
+      </a:ln>
+    </cs:spPr>
+  </cs:gridlineMinor>
+  <cs:hiLoLine>
+    <cs:lnRef idx="0"/>
+    <cs:fillRef idx="0"/>
+    <cs:effectRef idx="0"/>
+    <cs:fontRef idx="minor">
+      <a:schemeClr val="dk1"/>
+    </cs:fontRef>
+    <cs:spPr>
+      <a:ln w="9525">
+        <a:solidFill>
+          <a:schemeClr val="dk1">
+            <a:lumMod val="35000"/>
+            <a:lumOff val="65000"/>
+          </a:schemeClr>
+        </a:solidFill>
+        <a:prstDash val="dash"/>
+      </a:ln>
+    </cs:spPr>
+  </cs:hiLoLine>
+  <cs:leaderLine>
+    <cs:lnRef idx="0"/>
+    <cs:fillRef idx="0"/>
+    <cs:effectRef idx="0"/>
+    <cs:fontRef idx="minor">
+      <a:schemeClr val="dk1"/>
+    </cs:fontRef>
+    <cs:spPr>
+      <a:ln w="9525">
+        <a:solidFill>
+          <a:schemeClr val="dk1">
+            <a:lumMod val="50000"/>
+            <a:lumOff val="50000"/>
+          </a:schemeClr>
+        </a:solidFill>
+      </a:ln>
+    </cs:spPr>
+  </cs:leaderLine>
+  <cs:legend>
+    <cs:lnRef idx="0"/>
+    <cs:fillRef idx="0"/>
+    <cs:effectRef idx="0"/>
+    <cs:fontRef idx="minor">
+      <a:schemeClr val="dk1">
+        <a:lumMod val="75000"/>
+        <a:lumOff val="25000"/>
+      </a:schemeClr>
+    </cs:fontRef>
+    <cs:spPr>
+      <a:solidFill>
+        <a:schemeClr val="lt1">
+          <a:lumMod val="95000"/>
+          <a:alpha val="39000"/>
+        </a:schemeClr>
+      </a:solidFill>
+    </cs:spPr>
+    <cs:defRPr sz="900" kern="1200"/>
+  </cs:legend>
+  <cs:plotArea>
+    <cs:lnRef idx="0"/>
+    <cs:fillRef idx="0"/>
+    <cs:effectRef idx="0"/>
+    <cs:fontRef idx="minor">
+      <a:schemeClr val="dk1"/>
+    </cs:fontRef>
+  </cs:plotArea>
+  <cs:plotArea3D>
+    <cs:lnRef idx="0"/>
+    <cs:fillRef idx="0"/>
+    <cs:effectRef idx="0"/>
+    <cs:fontRef idx="minor">
+      <a:schemeClr val="dk1"/>
+    </cs:fontRef>
+  </cs:plotArea3D>
+  <cs:seriesAxis>
+    <cs:lnRef idx="0"/>
+    <cs:fillRef idx="0"/>
+    <cs:effectRef idx="0"/>
+    <cs:fontRef idx="minor">
+      <a:schemeClr val="dk1">
+        <a:lumMod val="75000"/>
+        <a:lumOff val="25000"/>
+      </a:schemeClr>
+    </cs:fontRef>
+    <cs:spPr>
+      <a:ln w="31750" cap="flat" cmpd="sng" algn="ctr">
+        <a:solidFill>
+          <a:schemeClr val="dk1">
+            <a:lumMod val="75000"/>
+            <a:lumOff val="25000"/>
+          </a:schemeClr>
+        </a:solidFill>
+        <a:round/>
+      </a:ln>
+    </cs:spPr>
+    <cs:defRPr sz="900" kern="1200"/>
+  </cs:seriesAxis>
+  <cs:seriesLine>
+    <cs:lnRef idx="0"/>
+    <cs:fillRef idx="0"/>
+    <cs:effectRef idx="0"/>
+    <cs:fontRef idx="minor">
+      <a:schemeClr val="dk1"/>
+    </cs:fontRef>
+    <cs:spPr>
+      <a:ln w="9525">
+        <a:solidFill>
+          <a:schemeClr val="dk1">
+            <a:lumMod val="50000"/>
+            <a:lumOff val="50000"/>
+          </a:schemeClr>
+        </a:solidFill>
+        <a:round/>
+      </a:ln>
+    </cs:spPr>
+  </cs:seriesLine>
+  <cs:title>
+    <cs:lnRef idx="0"/>
+    <cs:fillRef idx="0"/>
+    <cs:effectRef idx="0"/>
+    <cs:fontRef idx="minor">
+      <a:schemeClr val="dk1">
+        <a:lumMod val="75000"/>
+        <a:lumOff val="25000"/>
+      </a:schemeClr>
+    </cs:fontRef>
+    <cs:defRPr sz="1800" b="1" kern="1200" baseline="0"/>
+  </cs:title>
+  <cs:trendline>
+    <cs:lnRef idx="0">
+      <cs:styleClr val="auto"/>
+    </cs:lnRef>
+    <cs:fillRef idx="0"/>
+    <cs:effectRef idx="0"/>
+    <cs:fontRef idx="minor">
+      <a:schemeClr val="dk1"/>
+    </cs:fontRef>
+    <cs:spPr>
+      <a:ln w="19050" cap="rnd">
+        <a:solidFill>
+          <a:schemeClr val="phClr"/>
+        </a:solidFill>
+      </a:ln>
+    </cs:spPr>
+  </cs:trendline>
+  <cs:trendlineLabel>
+    <cs:lnRef idx="0"/>
+    <cs:fillRef idx="0"/>
+    <cs:effectRef idx="0"/>
+    <cs:fontRef idx="minor">
+      <a:schemeClr val="dk1">
+        <a:lumMod val="75000"/>
+        <a:lumOff val="25000"/>
+      </a:schemeClr>
+    </cs:fontRef>
+    <cs:defRPr sz="900" kern="1200"/>
+  </cs:trendlineLabel>
+  <cs:upBar>
+    <cs:lnRef idx="0"/>
+    <cs:fillRef idx="0"/>
+    <cs:effectRef idx="0"/>
+    <cs:fontRef idx="minor">
+      <a:schemeClr val="dk1"/>
+    </cs:fontRef>
+    <cs:spPr>
+      <a:solidFill>
+        <a:schemeClr val="lt1"/>
+      </a:solidFill>
+      <a:ln w="9525">
+        <a:solidFill>
+          <a:schemeClr val="dk1">
+            <a:lumMod val="65000"/>
+            <a:lumOff val="35000"/>
+          </a:schemeClr>
+        </a:solidFill>
+      </a:ln>
+    </cs:spPr>
+  </cs:upBar>
+  <cs:valueAxis>
+    <cs:lnRef idx="0"/>
+    <cs:fillRef idx="0"/>
+    <cs:effectRef idx="0"/>
+    <cs:fontRef idx="minor">
+      <a:schemeClr val="dk1">
+        <a:lumMod val="75000"/>
+        <a:lumOff val="25000"/>
+      </a:schemeClr>
+    </cs:fontRef>
+    <cs:spPr>
+      <a:ln>
+        <a:noFill/>
+      </a:ln>
+    </cs:spPr>
+    <cs:defRPr sz="900" kern="1200"/>
+  </cs:valueAxis>
+  <cs:wall>
+    <cs:lnRef idx="0"/>
+    <cs:fillRef idx="0"/>
+    <cs:effectRef idx="0"/>
+    <cs:fontRef idx="minor">
+      <a:schemeClr val="dk1"/>
+    </cs:fontRef>
+  </cs:wall>
+</cs:chartStyle>
+</file>
+
 <file path=word/theme/theme1.xml><?xml version="1.0" encoding="utf-8"?>
 <a:theme xmlns:a="http://schemas.openxmlformats.org/drawingml/2006/main" name="Office 主题​​">
   <a:themeElements>
